--- a/templates/法人谈话笔录（暴力伤害案件）.docx
+++ b/templates/法人谈话笔录（暴力伤害案件）.docx
@@ -583,7 +583,7 @@
           <w:szCs w:val="30"/>
           <w:u w:val="single"/>
         </w:rPr>
-        <w:t xml:space="preserve">答：听清楚了，不申请回避。                                      </w:t>
+        <w:t xml:space="preserve">答：听清楚了，不申请回避。   </w:t>
       </w:r>
     </w:p>
     <w:p>
@@ -594,7 +594,7 @@
         </w:tabs>
         <w:spacing w:line="520" w:lineRule="exact"/>
         <w:rPr>
-          <w:rFonts w:hAnsi="宋体" w:cs="宋体"/>
+          <w:rFonts w:hAnsi="宋体" w:cs="宋体" w:hint="eastAsia"/>
           <w:sz w:val="30"/>
           <w:szCs w:val="30"/>
           <w:u w:val="single"/>
@@ -631,6 +631,30 @@
           <w:szCs w:val="30"/>
           <w:u w:val="single"/>
         </w:rPr>
+        <w:t>答：{自我介绍}</w:t>
+      </w:r>
+    </w:p>
+    <w:p>
+      <w:pPr>
+        <w:pStyle w:val="a3"/>
+        <w:tabs>
+          <w:tab w:val="left" w:pos="142"/>
+        </w:tabs>
+        <w:spacing w:line="520" w:lineRule="exact"/>
+        <w:rPr>
+          <w:rFonts w:hAnsi="宋体" w:cs="宋体"/>
+          <w:sz w:val="30"/>
+          <w:szCs w:val="30"/>
+          <w:u w:val="single"/>
+        </w:rPr>
+      </w:pPr>
+      <w:r>
+        <w:rPr>
+          <w:rFonts w:hAnsi="宋体" w:cs="宋体" w:hint="eastAsia"/>
+          <w:sz w:val="30"/>
+          <w:szCs w:val="30"/>
+          <w:u w:val="single"/>
+        </w:rPr>
         <w:t>问：请问你认识</w:t>
       </w:r>
       <w:r>
@@ -670,6 +694,7 @@
           <w:szCs w:val="30"/>
           <w:u w:val="single"/>
         </w:rPr>
+        <w:lastRenderedPageBreak/>
         <w:t>答：认识的，</w:t>
       </w:r>
       <w:r>
@@ -709,8 +734,410 @@
           <w:szCs w:val="30"/>
           <w:u w:val="single"/>
         </w:rPr>
+        <w:t>问：你们公司和</w:t>
+      </w:r>
+      <w:r>
+        <w:rPr>
+          <w:rFonts w:hAnsi="宋体" w:cs="宋体" w:hint="eastAsia"/>
+          <w:sz w:val="30"/>
+          <w:szCs w:val="30"/>
+          <w:u w:val="single"/>
+        </w:rPr>
+        <w:t>{受伤职工}</w:t>
+      </w:r>
+      <w:r>
+        <w:rPr>
+          <w:rFonts w:hAnsi="宋体" w:cs="宋体" w:hint="eastAsia"/>
+          <w:sz w:val="30"/>
+          <w:szCs w:val="30"/>
+          <w:u w:val="single"/>
+        </w:rPr>
+        <w:t>有签订劳动合同吗？</w:t>
+      </w:r>
+    </w:p>
+    <w:p>
+      <w:pPr>
+        <w:pStyle w:val="a3"/>
+        <w:spacing w:line="520" w:lineRule="exact"/>
+        <w:rPr>
+          <w:rFonts w:hAnsi="宋体" w:cs="宋体"/>
+          <w:sz w:val="30"/>
+          <w:szCs w:val="30"/>
+          <w:u w:val="single"/>
+        </w:rPr>
+      </w:pPr>
+      <w:r>
+        <w:rPr>
+          <w:rFonts w:hAnsi="宋体" w:cs="宋体" w:hint="eastAsia"/>
+          <w:sz w:val="30"/>
+          <w:szCs w:val="30"/>
+          <w:u w:val="single"/>
+        </w:rPr>
+        <w:t>答：是的，他是我们公司的保安员。双方签有书面劳动合同，公司也依法为他参加了工伤保险。</w:t>
+      </w:r>
+    </w:p>
+    <w:p>
+      <w:pPr>
+        <w:pStyle w:val="a3"/>
+        <w:spacing w:line="520" w:lineRule="exact"/>
+        <w:rPr>
+          <w:rFonts w:hAnsi="宋体" w:cs="宋体"/>
+          <w:sz w:val="30"/>
+          <w:szCs w:val="30"/>
+          <w:u w:val="single"/>
+        </w:rPr>
+      </w:pPr>
+      <w:r>
+        <w:rPr>
+          <w:rFonts w:hAnsi="宋体" w:cs="宋体" w:hint="eastAsia"/>
+          <w:sz w:val="30"/>
+          <w:szCs w:val="30"/>
+          <w:u w:val="single"/>
+        </w:rPr>
+        <w:t>问：</w:t>
+      </w:r>
+      <w:r>
+        <w:rPr>
+          <w:rFonts w:hAnsi="宋体" w:cs="宋体" w:hint="eastAsia"/>
+          <w:sz w:val="30"/>
+          <w:szCs w:val="30"/>
+          <w:u w:val="single"/>
+        </w:rPr>
+        <w:t>{受伤职工}</w:t>
+      </w:r>
+      <w:r>
+        <w:rPr>
+          <w:rFonts w:hAnsi="宋体" w:cs="宋体" w:hint="eastAsia"/>
+          <w:sz w:val="30"/>
+          <w:szCs w:val="30"/>
+          <w:u w:val="single"/>
+        </w:rPr>
+        <w:t>在公司的工作岗位是什么？他的正常工作时间和工作地点是如何安排的？</w:t>
+      </w:r>
+    </w:p>
+    <w:p>
+      <w:pPr>
+        <w:pStyle w:val="a3"/>
+        <w:spacing w:line="520" w:lineRule="exact"/>
+        <w:rPr>
+          <w:rFonts w:hAnsi="宋体" w:cs="宋体"/>
+          <w:sz w:val="30"/>
+          <w:szCs w:val="30"/>
+          <w:u w:val="single"/>
+        </w:rPr>
+      </w:pPr>
+      <w:r>
+        <w:rPr>
+          <w:rFonts w:hAnsi="宋体" w:cs="宋体" w:hint="eastAsia"/>
+          <w:sz w:val="30"/>
+          <w:szCs w:val="30"/>
+          <w:u w:val="single"/>
+        </w:rPr>
+        <w:t>答：他的岗位是保安，负责厂区出入口的秩序维护和人员、车辆出入管理。工作时间是白班，8:00至17:00，工作地点就在公司大门保安岗亭。</w:t>
+      </w:r>
+    </w:p>
+    <w:p>
+      <w:pPr>
+        <w:pStyle w:val="a3"/>
+        <w:spacing w:line="520" w:lineRule="exact"/>
+        <w:rPr>
+          <w:rFonts w:hAnsi="宋体" w:cs="宋体"/>
+          <w:sz w:val="30"/>
+          <w:szCs w:val="30"/>
+          <w:u w:val="single"/>
+        </w:rPr>
+      </w:pPr>
+      <w:r>
+        <w:rPr>
+          <w:rFonts w:hAnsi="宋体" w:cs="宋体" w:hint="eastAsia"/>
+          <w:sz w:val="30"/>
+          <w:szCs w:val="30"/>
+          <w:u w:val="single"/>
+        </w:rPr>
+        <w:t>问：事故发生后，单位是如何得知此事的？</w:t>
+      </w:r>
+    </w:p>
+    <w:p>
+      <w:pPr>
+        <w:pStyle w:val="a3"/>
+        <w:spacing w:line="520" w:lineRule="exact"/>
+        <w:rPr>
+          <w:rFonts w:hAnsi="宋体" w:cs="宋体"/>
+          <w:sz w:val="30"/>
+          <w:szCs w:val="30"/>
+          <w:u w:val="single"/>
+        </w:rPr>
+      </w:pPr>
+      <w:r>
+        <w:rPr>
+          <w:rFonts w:hAnsi="宋体" w:cs="宋体" w:hint="eastAsia"/>
+          <w:sz w:val="30"/>
+          <w:szCs w:val="30"/>
+          <w:u w:val="single"/>
+        </w:rPr>
+        <w:t>答：事故发生后，当时在场的另一名保安【另一保安姓名】立即通过对讲系统向我报告，说有外来人员在公司大门口殴打我们的保安</w:t>
+      </w:r>
+      <w:r>
+        <w:rPr>
+          <w:rFonts w:hAnsi="宋体" w:cs="宋体" w:hint="eastAsia"/>
+          <w:sz w:val="30"/>
+          <w:szCs w:val="30"/>
+          <w:u w:val="single"/>
+        </w:rPr>
+        <w:t>{受伤职工}</w:t>
+      </w:r>
+      <w:r>
+        <w:rPr>
+          <w:rFonts w:hAnsi="宋体" w:cs="宋体" w:hint="eastAsia"/>
+          <w:sz w:val="30"/>
+          <w:szCs w:val="30"/>
+          <w:u w:val="single"/>
+        </w:rPr>
+        <w:t>。</w:t>
+      </w:r>
+    </w:p>
+    <w:p>
+      <w:pPr>
+        <w:pStyle w:val="a3"/>
+        <w:spacing w:line="520" w:lineRule="exact"/>
+        <w:rPr>
+          <w:rFonts w:hAnsi="宋体" w:cs="宋体"/>
+          <w:sz w:val="30"/>
+          <w:szCs w:val="30"/>
+          <w:u w:val="single"/>
+        </w:rPr>
+      </w:pPr>
+      <w:r>
+        <w:rPr>
+          <w:rFonts w:hAnsi="宋体" w:cs="宋体" w:hint="eastAsia"/>
+          <w:sz w:val="30"/>
+          <w:szCs w:val="30"/>
+          <w:u w:val="single"/>
+        </w:rPr>
+        <w:t>问：根据你单位掌握的情况（包括事后调查），请陈述一下</w:t>
+      </w:r>
+      <w:r>
+        <w:rPr>
+          <w:rFonts w:hAnsi="宋体" w:cs="宋体" w:hint="eastAsia"/>
+          <w:sz w:val="30"/>
+          <w:szCs w:val="30"/>
+          <w:u w:val="single"/>
+        </w:rPr>
+        <w:t>{受伤职工}</w:t>
+      </w:r>
+      <w:r>
+        <w:rPr>
+          <w:rFonts w:hAnsi="宋体" w:cs="宋体" w:hint="eastAsia"/>
+          <w:sz w:val="30"/>
+          <w:szCs w:val="30"/>
+          <w:u w:val="single"/>
+        </w:rPr>
+        <w:t>受伤的时间、地点、原因和经过。</w:t>
+      </w:r>
+    </w:p>
+    <w:p>
+      <w:pPr>
+        <w:pStyle w:val="a3"/>
+        <w:spacing w:line="520" w:lineRule="exact"/>
+        <w:rPr>
+          <w:rFonts w:hAnsi="宋体" w:cs="宋体"/>
+          <w:sz w:val="30"/>
+          <w:szCs w:val="30"/>
+          <w:u w:val="single"/>
+        </w:rPr>
+      </w:pPr>
+      <w:r>
+        <w:rPr>
+          <w:rFonts w:hAnsi="宋体" w:cs="宋体" w:hint="eastAsia"/>
+          <w:sz w:val="30"/>
+          <w:szCs w:val="30"/>
+          <w:u w:val="single"/>
+        </w:rPr>
+        <w:t>答：根据我们了解，事情发生在XXXX年XX月XX日当天下午15:30左右，地点就在公司大门口。当时一名陌生男子驾驶车辆试图强行闯入公司卸货区，</w:t>
+      </w:r>
+      <w:r>
+        <w:rPr>
+          <w:rFonts w:hAnsi="宋体" w:cs="宋体" w:hint="eastAsia"/>
+          <w:sz w:val="30"/>
+          <w:szCs w:val="30"/>
+          <w:u w:val="single"/>
+        </w:rPr>
+        <w:t>{受伤职工}</w:t>
+      </w:r>
+      <w:r>
+        <w:rPr>
+          <w:rFonts w:hAnsi="宋体" w:cs="宋体" w:hint="eastAsia"/>
+          <w:sz w:val="30"/>
+          <w:szCs w:val="30"/>
+          <w:u w:val="single"/>
+        </w:rPr>
+        <w:t>依据公司管理规定上前进行阻拦，并要求其出示证件或办理登记手续。该男子拒不配合，并因</w:t>
+      </w:r>
+      <w:r>
+        <w:rPr>
+          <w:rFonts w:hAnsi="宋体" w:cs="宋体" w:hint="eastAsia"/>
+          <w:sz w:val="30"/>
+          <w:szCs w:val="30"/>
+          <w:u w:val="single"/>
+        </w:rPr>
+        <w:t>{受伤职工}</w:t>
+      </w:r>
+      <w:r>
+        <w:rPr>
+          <w:rFonts w:hAnsi="宋体" w:cs="宋体" w:hint="eastAsia"/>
+          <w:sz w:val="30"/>
+          <w:szCs w:val="30"/>
+          <w:u w:val="single"/>
+        </w:rPr>
+        <w:t>坚持原则、履行职责而情绪失控，首先使用暴力，挥拳击打了</w:t>
+      </w:r>
+      <w:r>
+        <w:rPr>
+          <w:rFonts w:hAnsi="宋体" w:cs="宋体" w:hint="eastAsia"/>
+          <w:sz w:val="30"/>
+          <w:szCs w:val="30"/>
+          <w:u w:val="single"/>
+        </w:rPr>
+        <w:t>{受伤职工}</w:t>
+      </w:r>
+      <w:r>
+        <w:rPr>
+          <w:rFonts w:hAnsi="宋体" w:cs="宋体" w:hint="eastAsia"/>
+          <w:sz w:val="30"/>
+          <w:szCs w:val="30"/>
+          <w:u w:val="single"/>
+        </w:rPr>
+        <w:t>的面部，导致其受伤。</w:t>
+      </w:r>
+    </w:p>
+    <w:p>
+      <w:pPr>
+        <w:pStyle w:val="a3"/>
+        <w:spacing w:line="520" w:lineRule="exact"/>
+        <w:rPr>
+          <w:rFonts w:hAnsi="宋体" w:cs="宋体"/>
+          <w:sz w:val="30"/>
+          <w:szCs w:val="30"/>
+          <w:u w:val="single"/>
+        </w:rPr>
+      </w:pPr>
+      <w:r>
+        <w:rPr>
+          <w:rFonts w:hAnsi="宋体" w:cs="宋体" w:hint="eastAsia"/>
+          <w:sz w:val="30"/>
+          <w:szCs w:val="30"/>
+          <w:u w:val="single"/>
+        </w:rPr>
+        <w:t>问：</w:t>
+      </w:r>
+      <w:r>
+        <w:rPr>
+          <w:rFonts w:hAnsi="宋体" w:cs="宋体" w:hint="eastAsia"/>
+          <w:sz w:val="30"/>
+          <w:szCs w:val="30"/>
+          <w:u w:val="single"/>
+        </w:rPr>
+        <w:t>{受伤职工}</w:t>
+      </w:r>
+      <w:r>
+        <w:rPr>
+          <w:rFonts w:hAnsi="宋体" w:cs="宋体" w:hint="eastAsia"/>
+          <w:sz w:val="30"/>
+          <w:szCs w:val="30"/>
+          <w:u w:val="single"/>
+        </w:rPr>
+        <w:t>当时阻拦车辆的行为，是否属于他的本职工作和工作职责？</w:t>
+      </w:r>
+    </w:p>
+    <w:p>
+      <w:pPr>
+        <w:pStyle w:val="a3"/>
+        <w:spacing w:line="520" w:lineRule="exact"/>
+        <w:rPr>
+          <w:rFonts w:hAnsi="宋体" w:cs="宋体"/>
+          <w:sz w:val="30"/>
+          <w:szCs w:val="30"/>
+          <w:u w:val="single"/>
+        </w:rPr>
+      </w:pPr>
+      <w:r>
+        <w:rPr>
+          <w:rFonts w:hAnsi="宋体" w:cs="宋体" w:hint="eastAsia"/>
+          <w:sz w:val="30"/>
+          <w:szCs w:val="30"/>
+          <w:u w:val="single"/>
+        </w:rPr>
+        <w:t>答：完全属于。 维护大门秩序，管理、核查进出人员和车辆，这是他作为保安员最核心的工作职责。公司《保安岗位职责》和《门禁管理规定》中有明确要求。他是在严格执行公司规定。</w:t>
+      </w:r>
+    </w:p>
+    <w:p>
+      <w:pPr>
+        <w:pStyle w:val="a3"/>
+        <w:spacing w:line="520" w:lineRule="exact"/>
+        <w:rPr>
+          <w:rFonts w:hAnsi="宋体" w:cs="宋体"/>
+          <w:sz w:val="30"/>
+          <w:szCs w:val="30"/>
+          <w:u w:val="single"/>
+        </w:rPr>
+      </w:pPr>
+      <w:r>
+        <w:rPr>
+          <w:rFonts w:hAnsi="宋体" w:cs="宋体" w:hint="eastAsia"/>
+          <w:sz w:val="30"/>
+          <w:szCs w:val="30"/>
+          <w:u w:val="single"/>
+        </w:rPr>
+        <w:t>问：你单位是否了解该名施暴者的身份？</w:t>
+      </w:r>
+      <w:r>
+        <w:rPr>
+          <w:rFonts w:hAnsi="宋体" w:cs="宋体" w:hint="eastAsia"/>
+          <w:sz w:val="30"/>
+          <w:szCs w:val="30"/>
+          <w:u w:val="single"/>
+        </w:rPr>
+        <w:t>{受伤职工}</w:t>
+      </w:r>
+      <w:r>
+        <w:rPr>
+          <w:rFonts w:hAnsi="宋体" w:cs="宋体" w:hint="eastAsia"/>
+          <w:sz w:val="30"/>
+          <w:szCs w:val="30"/>
+          <w:u w:val="single"/>
+        </w:rPr>
+        <w:t>与他之前是否存在个</w:t>
+      </w:r>
+      <w:r>
+        <w:rPr>
+          <w:rFonts w:hAnsi="宋体" w:cs="宋体" w:hint="eastAsia"/>
+          <w:sz w:val="30"/>
+          <w:szCs w:val="30"/>
+          <w:u w:val="single"/>
+        </w:rPr>
         <w:lastRenderedPageBreak/>
-        <w:t>问：你们公司和</w:t>
+        <w:t>人恩怨？</w:t>
+      </w:r>
+    </w:p>
+    <w:p>
+      <w:pPr>
+        <w:pStyle w:val="a3"/>
+        <w:spacing w:line="520" w:lineRule="exact"/>
+        <w:rPr>
+          <w:rFonts w:hAnsi="宋体" w:cs="宋体"/>
+          <w:sz w:val="30"/>
+          <w:szCs w:val="30"/>
+          <w:u w:val="single"/>
+        </w:rPr>
+      </w:pPr>
+      <w:r>
+        <w:rPr>
+          <w:rFonts w:hAnsi="宋体" w:cs="宋体" w:hint="eastAsia"/>
+          <w:sz w:val="30"/>
+          <w:szCs w:val="30"/>
+          <w:u w:val="single"/>
+        </w:rPr>
+        <w:t>答：经我们了解，该名男子是外来人员，与我公司无业务往来，</w:t>
       </w:r>
       <w:r>
         <w:rPr>
@@ -728,28 +1155,331 @@
           <w:szCs w:val="30"/>
           <w:u w:val="single"/>
         </w:rPr>
-        <w:t>有签订劳动合同吗？</w:t>
-      </w:r>
-    </w:p>
-    <w:p>
-      <w:pPr>
-        <w:pStyle w:val="a3"/>
-        <w:spacing w:line="520" w:lineRule="exact"/>
-        <w:rPr>
-          <w:rFonts w:hAnsi="宋体" w:cs="宋体"/>
-          <w:sz w:val="30"/>
-          <w:szCs w:val="30"/>
-          <w:u w:val="single"/>
-        </w:rPr>
-      </w:pPr>
-      <w:r>
-        <w:rPr>
-          <w:rFonts w:hAnsi="宋体" w:cs="宋体" w:hint="eastAsia"/>
-          <w:sz w:val="30"/>
-          <w:szCs w:val="30"/>
-          <w:u w:val="single"/>
-        </w:rPr>
-        <w:t>答：是的，他是我们公司的保安员。双方签有书面劳动合同，公司也依法为他参加了工伤保险。</w:t>
+        <w:t>与他素不相识，不存在任何个人恩怨。冲突纯粹是因</w:t>
+      </w:r>
+      <w:r>
+        <w:rPr>
+          <w:rFonts w:hAnsi="宋体" w:cs="宋体" w:hint="eastAsia"/>
+          <w:sz w:val="30"/>
+          <w:szCs w:val="30"/>
+          <w:u w:val="single"/>
+        </w:rPr>
+        <w:t>{受伤职工}</w:t>
+      </w:r>
+      <w:r>
+        <w:rPr>
+          <w:rFonts w:hAnsi="宋体" w:cs="宋体" w:hint="eastAsia"/>
+          <w:sz w:val="30"/>
+          <w:szCs w:val="30"/>
+          <w:u w:val="single"/>
+        </w:rPr>
+        <w:t>履行正常职责而引起的。</w:t>
+      </w:r>
+    </w:p>
+    <w:p>
+      <w:pPr>
+        <w:pStyle w:val="a3"/>
+        <w:spacing w:line="520" w:lineRule="exact"/>
+        <w:rPr>
+          <w:rFonts w:hAnsi="宋体" w:cs="宋体"/>
+          <w:sz w:val="30"/>
+          <w:szCs w:val="30"/>
+          <w:u w:val="single"/>
+        </w:rPr>
+      </w:pPr>
+      <w:r>
+        <w:rPr>
+          <w:rFonts w:hAnsi="宋体" w:cs="宋体" w:hint="eastAsia"/>
+          <w:sz w:val="30"/>
+          <w:szCs w:val="30"/>
+          <w:u w:val="single"/>
+        </w:rPr>
+        <w:t>问：事故发生后，单位采取了哪些处置和救治措施？</w:t>
+      </w:r>
+    </w:p>
+    <w:p>
+      <w:pPr>
+        <w:pStyle w:val="a3"/>
+        <w:spacing w:line="520" w:lineRule="exact"/>
+        <w:rPr>
+          <w:rFonts w:hAnsi="宋体" w:cs="宋体"/>
+          <w:sz w:val="30"/>
+          <w:szCs w:val="30"/>
+          <w:u w:val="single"/>
+        </w:rPr>
+      </w:pPr>
+      <w:r>
+        <w:rPr>
+          <w:rFonts w:hAnsi="宋体" w:cs="宋体" w:hint="eastAsia"/>
+          <w:sz w:val="30"/>
+          <w:szCs w:val="30"/>
+          <w:u w:val="single"/>
+        </w:rPr>
+        <w:t>答：我们立即采取了措施。现场其他保安立即报警（110）并呼叫了急救（120），同时上前制止了暴力行为并控制了事态。</w:t>
+      </w:r>
+    </w:p>
+    <w:p>
+      <w:pPr>
+        <w:pStyle w:val="a3"/>
+        <w:spacing w:line="520" w:lineRule="exact"/>
+        <w:rPr>
+          <w:rFonts w:hAnsi="宋体" w:cs="宋体"/>
+          <w:sz w:val="30"/>
+          <w:szCs w:val="30"/>
+          <w:u w:val="single"/>
+        </w:rPr>
+      </w:pPr>
+      <w:r>
+        <w:rPr>
+          <w:rFonts w:hAnsi="宋体" w:cs="宋体" w:hint="eastAsia"/>
+          <w:sz w:val="30"/>
+          <w:szCs w:val="30"/>
+          <w:u w:val="single"/>
+        </w:rPr>
+        <w:t>问：公安部门是怎么处理这次冲突的？有没有给出书面的处理意见？</w:t>
+      </w:r>
+    </w:p>
+    <w:p>
+      <w:pPr>
+        <w:pStyle w:val="a3"/>
+        <w:spacing w:line="520" w:lineRule="exact"/>
+        <w:rPr>
+          <w:rFonts w:hAnsi="宋体" w:cs="宋体"/>
+          <w:sz w:val="30"/>
+          <w:szCs w:val="30"/>
+          <w:u w:val="single"/>
+        </w:rPr>
+      </w:pPr>
+      <w:r>
+        <w:rPr>
+          <w:rFonts w:hAnsi="宋体" w:cs="宋体" w:hint="eastAsia"/>
+          <w:sz w:val="30"/>
+          <w:szCs w:val="30"/>
+          <w:u w:val="single"/>
+        </w:rPr>
+        <w:t>答：公安部门给我们录了笔录，了解情况后，给出了处理意见。</w:t>
+      </w:r>
+    </w:p>
+    <w:p>
+      <w:pPr>
+        <w:pStyle w:val="a3"/>
+        <w:spacing w:line="520" w:lineRule="exact"/>
+        <w:rPr>
+          <w:rFonts w:hAnsi="宋体" w:cs="宋体"/>
+          <w:sz w:val="30"/>
+          <w:szCs w:val="30"/>
+          <w:u w:val="single"/>
+        </w:rPr>
+      </w:pPr>
+      <w:r>
+        <w:rPr>
+          <w:rFonts w:hAnsi="宋体" w:cs="宋体" w:hint="eastAsia"/>
+          <w:sz w:val="30"/>
+          <w:szCs w:val="30"/>
+          <w:u w:val="single"/>
+        </w:rPr>
+        <w:t>问：对于</w:t>
+      </w:r>
+      <w:r>
+        <w:rPr>
+          <w:rFonts w:hAnsi="宋体" w:cs="宋体" w:hint="eastAsia"/>
+          <w:sz w:val="30"/>
+          <w:szCs w:val="30"/>
+          <w:u w:val="single"/>
+        </w:rPr>
+        <w:t>{受伤职工}</w:t>
+      </w:r>
+      <w:r>
+        <w:rPr>
+          <w:rFonts w:hAnsi="宋体" w:cs="宋体" w:hint="eastAsia"/>
+          <w:sz w:val="30"/>
+          <w:szCs w:val="30"/>
+          <w:u w:val="single"/>
+        </w:rPr>
+        <w:t>本次受伤事故，你单位是否认为是在工作时间和工作场所内，因履行工作职责而受到的暴力伤害？</w:t>
+      </w:r>
+    </w:p>
+    <w:p>
+      <w:pPr>
+        <w:pStyle w:val="a3"/>
+        <w:spacing w:line="520" w:lineRule="exact"/>
+        <w:rPr>
+          <w:rFonts w:hAnsi="宋体" w:cs="宋体"/>
+          <w:sz w:val="30"/>
+          <w:szCs w:val="30"/>
+          <w:u w:val="single"/>
+        </w:rPr>
+      </w:pPr>
+      <w:r>
+        <w:rPr>
+          <w:rFonts w:hAnsi="宋体" w:cs="宋体" w:hint="eastAsia"/>
+          <w:sz w:val="30"/>
+          <w:szCs w:val="30"/>
+          <w:u w:val="single"/>
+        </w:rPr>
+        <w:t>答：是的，我们单位完全认可。 他是在工作时间、工作地点，因为坚持履行保安员的职责而受到不明身份人员的暴力伤害。我们对此没有异议，并认为这完全符合工伤认定条件。</w:t>
+      </w:r>
+    </w:p>
+    <w:p>
+      <w:pPr>
+        <w:pStyle w:val="a3"/>
+        <w:spacing w:line="520" w:lineRule="exact"/>
+        <w:rPr>
+          <w:rFonts w:hAnsi="宋体" w:cs="宋体"/>
+          <w:sz w:val="30"/>
+          <w:szCs w:val="30"/>
+          <w:u w:val="single"/>
+        </w:rPr>
+      </w:pPr>
+      <w:r>
+        <w:rPr>
+          <w:rFonts w:hAnsi="宋体" w:cs="宋体" w:hint="eastAsia"/>
+          <w:sz w:val="30"/>
+          <w:szCs w:val="30"/>
+          <w:u w:val="single"/>
+        </w:rPr>
+        <w:t>问：你以上所陈述的内容是否代表单位意见？是否全部属实？有无虚假？</w:t>
+      </w:r>
+    </w:p>
+    <w:p>
+      <w:pPr>
+        <w:pStyle w:val="a3"/>
+        <w:spacing w:line="520" w:lineRule="exact"/>
+        <w:rPr>
+          <w:rFonts w:hAnsi="宋体" w:cs="宋体"/>
+          <w:sz w:val="30"/>
+          <w:szCs w:val="30"/>
+          <w:u w:val="single"/>
+        </w:rPr>
+      </w:pPr>
+      <w:r>
+        <w:rPr>
+          <w:rFonts w:hAnsi="宋体" w:cs="宋体" w:hint="eastAsia"/>
+          <w:sz w:val="30"/>
+          <w:szCs w:val="30"/>
+          <w:u w:val="single"/>
+        </w:rPr>
+        <w:t>答：我作为公司保安部负责人，以上陈述代表单位意见，全部属实，没有任何虚假。我们愿意对此负责。</w:t>
+      </w:r>
+    </w:p>
+    <w:p>
+      <w:pPr>
+        <w:pStyle w:val="a3"/>
+        <w:spacing w:line="520" w:lineRule="exact"/>
+        <w:rPr>
+          <w:rFonts w:hAnsi="宋体" w:cs="宋体"/>
+          <w:sz w:val="30"/>
+          <w:szCs w:val="30"/>
+          <w:u w:val="single"/>
+        </w:rPr>
+      </w:pPr>
+      <w:r>
+        <w:rPr>
+          <w:rFonts w:hAnsi="宋体" w:cs="宋体" w:hint="eastAsia"/>
+          <w:sz w:val="30"/>
+          <w:szCs w:val="30"/>
+          <w:u w:val="single"/>
+        </w:rPr>
+        <w:t>问：当时有没有人看到</w:t>
+      </w:r>
+      <w:r>
+        <w:rPr>
+          <w:rFonts w:hAnsi="宋体" w:cs="宋体" w:hint="eastAsia"/>
+          <w:sz w:val="30"/>
+          <w:szCs w:val="30"/>
+          <w:u w:val="single"/>
+        </w:rPr>
+        <w:t>{受伤职工}</w:t>
+      </w:r>
+      <w:r>
+        <w:rPr>
+          <w:rFonts w:hAnsi="宋体" w:cs="宋体" w:hint="eastAsia"/>
+          <w:sz w:val="30"/>
+          <w:szCs w:val="30"/>
+          <w:u w:val="single"/>
+        </w:rPr>
+        <w:t>受伤的经过？</w:t>
+      </w:r>
+    </w:p>
+    <w:p>
+      <w:pPr>
+        <w:pStyle w:val="a3"/>
+        <w:spacing w:line="520" w:lineRule="exact"/>
+        <w:rPr>
+          <w:rFonts w:hAnsi="宋体" w:cs="宋体"/>
+          <w:sz w:val="30"/>
+          <w:szCs w:val="30"/>
+          <w:u w:val="single"/>
+        </w:rPr>
+      </w:pPr>
+      <w:r>
+        <w:rPr>
+          <w:rFonts w:hAnsi="宋体" w:cs="宋体" w:hint="eastAsia"/>
+          <w:sz w:val="30"/>
+          <w:szCs w:val="30"/>
+          <w:u w:val="single"/>
+        </w:rPr>
+        <w:t>答：现场有一起工作的同事XXX看到整个经过。</w:t>
+      </w:r>
+    </w:p>
+    <w:p>
+      <w:pPr>
+        <w:pStyle w:val="a3"/>
+        <w:spacing w:line="520" w:lineRule="exact"/>
+        <w:rPr>
+          <w:rFonts w:hAnsi="宋体" w:cs="宋体"/>
+          <w:sz w:val="30"/>
+          <w:szCs w:val="30"/>
+          <w:u w:val="single"/>
+        </w:rPr>
+      </w:pPr>
+      <w:r>
+        <w:rPr>
+          <w:rFonts w:hAnsi="宋体" w:cs="宋体" w:hint="eastAsia"/>
+          <w:sz w:val="30"/>
+          <w:szCs w:val="30"/>
+          <w:u w:val="single"/>
+        </w:rPr>
+        <w:t>问：现场有无监控拍到</w:t>
+      </w:r>
+      <w:r>
+        <w:rPr>
+          <w:rFonts w:hAnsi="宋体" w:cs="宋体" w:hint="eastAsia"/>
+          <w:sz w:val="30"/>
+          <w:szCs w:val="30"/>
+          <w:u w:val="single"/>
+        </w:rPr>
+        <w:t>{受伤职工}</w:t>
+      </w:r>
+      <w:r>
+        <w:rPr>
+          <w:rFonts w:hAnsi="宋体" w:cs="宋体" w:hint="eastAsia"/>
+          <w:sz w:val="30"/>
+          <w:szCs w:val="30"/>
+          <w:u w:val="single"/>
+        </w:rPr>
+        <w:t>受伤的经过？</w:t>
+      </w:r>
+    </w:p>
+    <w:p>
+      <w:pPr>
+        <w:pStyle w:val="a3"/>
+        <w:spacing w:line="520" w:lineRule="exact"/>
+        <w:rPr>
+          <w:rFonts w:hAnsi="宋体" w:cs="宋体"/>
+          <w:sz w:val="30"/>
+          <w:szCs w:val="30"/>
+          <w:u w:val="single"/>
+        </w:rPr>
+      </w:pPr>
+      <w:r>
+        <w:rPr>
+          <w:rFonts w:hAnsi="宋体" w:cs="宋体" w:hint="eastAsia"/>
+          <w:sz w:val="30"/>
+          <w:szCs w:val="30"/>
+          <w:u w:val="single"/>
+        </w:rPr>
+        <w:t>答：有的，我们有提供现场监控。</w:t>
       </w:r>
     </w:p>
     <w:p>
@@ -788,70 +1518,28 @@
           <w:szCs w:val="30"/>
           <w:u w:val="single"/>
         </w:rPr>
-        <w:t>在公司的工作岗位是什么？他的正常工作时间和工作地点是如何安排的？</w:t>
-      </w:r>
-    </w:p>
-    <w:p>
-      <w:pPr>
-        <w:pStyle w:val="a3"/>
-        <w:spacing w:line="520" w:lineRule="exact"/>
-        <w:rPr>
-          <w:rFonts w:hAnsi="宋体" w:cs="宋体"/>
-          <w:sz w:val="30"/>
-          <w:szCs w:val="30"/>
-          <w:u w:val="single"/>
-        </w:rPr>
-      </w:pPr>
-      <w:r>
-        <w:rPr>
-          <w:rFonts w:hAnsi="宋体" w:cs="宋体" w:hint="eastAsia"/>
-          <w:sz w:val="30"/>
-          <w:szCs w:val="30"/>
-          <w:u w:val="single"/>
-        </w:rPr>
-        <w:t>答：他的岗位是保安，负责厂区出入口的秩序维护和人员、车辆出入管理。工作时间是白班，8:00至17:00，工作地点就在公司大门保安岗亭。</w:t>
-      </w:r>
-    </w:p>
-    <w:p>
-      <w:pPr>
-        <w:pStyle w:val="a3"/>
-        <w:spacing w:line="520" w:lineRule="exact"/>
-        <w:rPr>
-          <w:rFonts w:hAnsi="宋体" w:cs="宋体"/>
-          <w:sz w:val="30"/>
-          <w:szCs w:val="30"/>
-          <w:u w:val="single"/>
-        </w:rPr>
-      </w:pPr>
-      <w:r>
-        <w:rPr>
-          <w:rFonts w:hAnsi="宋体" w:cs="宋体" w:hint="eastAsia"/>
-          <w:sz w:val="30"/>
-          <w:szCs w:val="30"/>
-          <w:u w:val="single"/>
-        </w:rPr>
-        <w:t>问：事故发生后，单位是如何得知此事的？</w:t>
-      </w:r>
-    </w:p>
-    <w:p>
-      <w:pPr>
-        <w:pStyle w:val="a3"/>
-        <w:spacing w:line="520" w:lineRule="exact"/>
-        <w:rPr>
-          <w:rFonts w:hAnsi="宋体" w:cs="宋体"/>
-          <w:sz w:val="30"/>
-          <w:szCs w:val="30"/>
-          <w:u w:val="single"/>
-        </w:rPr>
-      </w:pPr>
-      <w:r>
-        <w:rPr>
-          <w:rFonts w:hAnsi="宋体" w:cs="宋体" w:hint="eastAsia"/>
-          <w:sz w:val="30"/>
-          <w:szCs w:val="30"/>
-          <w:u w:val="single"/>
-        </w:rPr>
-        <w:t>答：事故发生后，当时在场的另一名保安【另一保安姓名】立即通过对讲系统向我报告，说有外来人员在公司大门口殴打我们的保安</w:t>
+        <w:t>受伤后去了哪个医院？谁送他去的？</w:t>
+      </w:r>
+    </w:p>
+    <w:p>
+      <w:pPr>
+        <w:pStyle w:val="a3"/>
+        <w:spacing w:line="520" w:lineRule="exact"/>
+        <w:rPr>
+          <w:rFonts w:hAnsi="宋体" w:cs="宋体"/>
+          <w:sz w:val="30"/>
+          <w:szCs w:val="30"/>
+          <w:u w:val="single"/>
+        </w:rPr>
+      </w:pPr>
+      <w:r>
+        <w:rPr>
+          <w:rFonts w:hAnsi="宋体" w:cs="宋体" w:hint="eastAsia"/>
+          <w:sz w:val="30"/>
+          <w:szCs w:val="30"/>
+          <w:u w:val="single"/>
+        </w:rPr>
+        <w:t>答：公司派人陪同</w:t>
       </w:r>
       <w:r>
         <w:rPr>
@@ -869,28 +1557,29 @@
           <w:szCs w:val="30"/>
           <w:u w:val="single"/>
         </w:rPr>
-        <w:t>。</w:t>
-      </w:r>
-    </w:p>
-    <w:p>
-      <w:pPr>
-        <w:pStyle w:val="a3"/>
-        <w:spacing w:line="520" w:lineRule="exact"/>
-        <w:rPr>
-          <w:rFonts w:hAnsi="宋体" w:cs="宋体"/>
-          <w:sz w:val="30"/>
-          <w:szCs w:val="30"/>
-          <w:u w:val="single"/>
-        </w:rPr>
-      </w:pPr>
-      <w:r>
-        <w:rPr>
-          <w:rFonts w:hAnsi="宋体" w:cs="宋体" w:hint="eastAsia"/>
-          <w:sz w:val="30"/>
-          <w:szCs w:val="30"/>
-          <w:u w:val="single"/>
-        </w:rPr>
-        <w:t>问：根据你单位掌握的情况（包括事后调查），请陈述一下</w:t>
+        <w:t>前往永嘉县人民医院救治。</w:t>
+      </w:r>
+    </w:p>
+    <w:p>
+      <w:pPr>
+        <w:pStyle w:val="a3"/>
+        <w:spacing w:line="520" w:lineRule="exact"/>
+        <w:rPr>
+          <w:rFonts w:hAnsi="宋体" w:cs="宋体"/>
+          <w:sz w:val="30"/>
+          <w:szCs w:val="30"/>
+          <w:u w:val="single"/>
+        </w:rPr>
+      </w:pPr>
+      <w:r>
+        <w:rPr>
+          <w:rFonts w:hAnsi="宋体" w:cs="宋体" w:hint="eastAsia"/>
+          <w:sz w:val="30"/>
+          <w:szCs w:val="30"/>
+          <w:u w:val="single"/>
+        </w:rPr>
+        <w:lastRenderedPageBreak/>
+        <w:t>问：</w:t>
       </w:r>
       <w:r>
         <w:rPr>
@@ -908,661 +1597,6 @@
           <w:szCs w:val="30"/>
           <w:u w:val="single"/>
         </w:rPr>
-        <w:t>受伤的时间、地点、原因和经过。</w:t>
-      </w:r>
-    </w:p>
-    <w:p>
-      <w:pPr>
-        <w:pStyle w:val="a3"/>
-        <w:spacing w:line="520" w:lineRule="exact"/>
-        <w:rPr>
-          <w:rFonts w:hAnsi="宋体" w:cs="宋体"/>
-          <w:sz w:val="30"/>
-          <w:szCs w:val="30"/>
-          <w:u w:val="single"/>
-        </w:rPr>
-      </w:pPr>
-      <w:r>
-        <w:rPr>
-          <w:rFonts w:hAnsi="宋体" w:cs="宋体" w:hint="eastAsia"/>
-          <w:sz w:val="30"/>
-          <w:szCs w:val="30"/>
-          <w:u w:val="single"/>
-        </w:rPr>
-        <w:t>答：根据我们了解，事情发生在XXXX年XX月XX日当天下午15:30左右，地点就在公司大门口。当时一名陌生男子驾驶车辆试图强行闯入公司卸货区，</w:t>
-      </w:r>
-      <w:r>
-        <w:rPr>
-          <w:rFonts w:hAnsi="宋体" w:cs="宋体" w:hint="eastAsia"/>
-          <w:sz w:val="30"/>
-          <w:szCs w:val="30"/>
-          <w:u w:val="single"/>
-        </w:rPr>
-        <w:t>{受伤职工}</w:t>
-      </w:r>
-      <w:r>
-        <w:rPr>
-          <w:rFonts w:hAnsi="宋体" w:cs="宋体" w:hint="eastAsia"/>
-          <w:sz w:val="30"/>
-          <w:szCs w:val="30"/>
-          <w:u w:val="single"/>
-        </w:rPr>
-        <w:t>依据公司管理规定上前进行阻拦，并要求其出示证件或办理登记手续。该男子拒不配合，并因</w:t>
-      </w:r>
-      <w:r>
-        <w:rPr>
-          <w:rFonts w:hAnsi="宋体" w:cs="宋体" w:hint="eastAsia"/>
-          <w:sz w:val="30"/>
-          <w:szCs w:val="30"/>
-          <w:u w:val="single"/>
-        </w:rPr>
-        <w:t>{受伤职工}</w:t>
-      </w:r>
-      <w:r>
-        <w:rPr>
-          <w:rFonts w:hAnsi="宋体" w:cs="宋体" w:hint="eastAsia"/>
-          <w:sz w:val="30"/>
-          <w:szCs w:val="30"/>
-          <w:u w:val="single"/>
-        </w:rPr>
-        <w:t>坚持原则、履行职责而情绪失控，首先使用暴力，挥拳击打了</w:t>
-      </w:r>
-      <w:r>
-        <w:rPr>
-          <w:rFonts w:hAnsi="宋体" w:cs="宋体" w:hint="eastAsia"/>
-          <w:sz w:val="30"/>
-          <w:szCs w:val="30"/>
-          <w:u w:val="single"/>
-        </w:rPr>
-        <w:t>{受伤职工}</w:t>
-      </w:r>
-      <w:r>
-        <w:rPr>
-          <w:rFonts w:hAnsi="宋体" w:cs="宋体" w:hint="eastAsia"/>
-          <w:sz w:val="30"/>
-          <w:szCs w:val="30"/>
-          <w:u w:val="single"/>
-        </w:rPr>
-        <w:t>的面部，导致其受伤。</w:t>
-      </w:r>
-    </w:p>
-    <w:p>
-      <w:pPr>
-        <w:pStyle w:val="a3"/>
-        <w:spacing w:line="520" w:lineRule="exact"/>
-        <w:rPr>
-          <w:rFonts w:hAnsi="宋体" w:cs="宋体"/>
-          <w:sz w:val="30"/>
-          <w:szCs w:val="30"/>
-          <w:u w:val="single"/>
-        </w:rPr>
-      </w:pPr>
-      <w:r>
-        <w:rPr>
-          <w:rFonts w:hAnsi="宋体" w:cs="宋体" w:hint="eastAsia"/>
-          <w:sz w:val="30"/>
-          <w:szCs w:val="30"/>
-          <w:u w:val="single"/>
-        </w:rPr>
-        <w:t>问：</w:t>
-      </w:r>
-      <w:r>
-        <w:rPr>
-          <w:rFonts w:hAnsi="宋体" w:cs="宋体" w:hint="eastAsia"/>
-          <w:sz w:val="30"/>
-          <w:szCs w:val="30"/>
-          <w:u w:val="single"/>
-        </w:rPr>
-        <w:t>{受伤职工}</w:t>
-      </w:r>
-      <w:r>
-        <w:rPr>
-          <w:rFonts w:hAnsi="宋体" w:cs="宋体" w:hint="eastAsia"/>
-          <w:sz w:val="30"/>
-          <w:szCs w:val="30"/>
-          <w:u w:val="single"/>
-        </w:rPr>
-        <w:t>当时阻拦车辆的行为，是否属于他的本职工作和工作职责？</w:t>
-      </w:r>
-    </w:p>
-    <w:p>
-      <w:pPr>
-        <w:pStyle w:val="a3"/>
-        <w:spacing w:line="520" w:lineRule="exact"/>
-        <w:rPr>
-          <w:rFonts w:hAnsi="宋体" w:cs="宋体"/>
-          <w:sz w:val="30"/>
-          <w:szCs w:val="30"/>
-          <w:u w:val="single"/>
-        </w:rPr>
-      </w:pPr>
-      <w:r>
-        <w:rPr>
-          <w:rFonts w:hAnsi="宋体" w:cs="宋体" w:hint="eastAsia"/>
-          <w:sz w:val="30"/>
-          <w:szCs w:val="30"/>
-          <w:u w:val="single"/>
-        </w:rPr>
-        <w:t>答：完全属于。 维护大门秩序，管理、核查进出人员和车辆，这是他作为保安员最核心的工作职责。公司《保安岗位职责》和《门禁管理规定》中有明确要求。他是在严格执行公司规定。</w:t>
-      </w:r>
-    </w:p>
-    <w:p>
-      <w:pPr>
-        <w:pStyle w:val="a3"/>
-        <w:spacing w:line="520" w:lineRule="exact"/>
-        <w:rPr>
-          <w:rFonts w:hAnsi="宋体" w:cs="宋体"/>
-          <w:sz w:val="30"/>
-          <w:szCs w:val="30"/>
-          <w:u w:val="single"/>
-        </w:rPr>
-      </w:pPr>
-      <w:r>
-        <w:rPr>
-          <w:rFonts w:hAnsi="宋体" w:cs="宋体" w:hint="eastAsia"/>
-          <w:sz w:val="30"/>
-          <w:szCs w:val="30"/>
-          <w:u w:val="single"/>
-        </w:rPr>
-        <w:t>问：你单位是否了解该名施暴者的身份？</w:t>
-      </w:r>
-      <w:r>
-        <w:rPr>
-          <w:rFonts w:hAnsi="宋体" w:cs="宋体" w:hint="eastAsia"/>
-          <w:sz w:val="30"/>
-          <w:szCs w:val="30"/>
-          <w:u w:val="single"/>
-        </w:rPr>
-        <w:t>{受伤职工}</w:t>
-      </w:r>
-      <w:r>
-        <w:rPr>
-          <w:rFonts w:hAnsi="宋体" w:cs="宋体" w:hint="eastAsia"/>
-          <w:sz w:val="30"/>
-          <w:szCs w:val="30"/>
-          <w:u w:val="single"/>
-        </w:rPr>
-        <w:t>与他之前是否存在个人恩怨？</w:t>
-      </w:r>
-    </w:p>
-    <w:p>
-      <w:pPr>
-        <w:pStyle w:val="a3"/>
-        <w:spacing w:line="520" w:lineRule="exact"/>
-        <w:rPr>
-          <w:rFonts w:hAnsi="宋体" w:cs="宋体"/>
-          <w:sz w:val="30"/>
-          <w:szCs w:val="30"/>
-          <w:u w:val="single"/>
-        </w:rPr>
-      </w:pPr>
-      <w:r>
-        <w:rPr>
-          <w:rFonts w:hAnsi="宋体" w:cs="宋体" w:hint="eastAsia"/>
-          <w:sz w:val="30"/>
-          <w:szCs w:val="30"/>
-          <w:u w:val="single"/>
-        </w:rPr>
-        <w:lastRenderedPageBreak/>
-        <w:t>答：经我们了解，该名男子是外来人员，与我公司无业务往来，</w:t>
-      </w:r>
-      <w:r>
-        <w:rPr>
-          <w:rFonts w:hAnsi="宋体" w:cs="宋体" w:hint="eastAsia"/>
-          <w:sz w:val="30"/>
-          <w:szCs w:val="30"/>
-          <w:u w:val="single"/>
-        </w:rPr>
-        <w:t>{受伤职工}</w:t>
-      </w:r>
-      <w:r>
-        <w:rPr>
-          <w:rFonts w:hAnsi="宋体" w:cs="宋体" w:hint="eastAsia"/>
-          <w:sz w:val="30"/>
-          <w:szCs w:val="30"/>
-          <w:u w:val="single"/>
-        </w:rPr>
-        <w:t>与他素不相识，不存在任何个人恩怨。冲突纯粹是因</w:t>
-      </w:r>
-      <w:r>
-        <w:rPr>
-          <w:rFonts w:hAnsi="宋体" w:cs="宋体" w:hint="eastAsia"/>
-          <w:sz w:val="30"/>
-          <w:szCs w:val="30"/>
-          <w:u w:val="single"/>
-        </w:rPr>
-        <w:t>{受伤职工}</w:t>
-      </w:r>
-      <w:r>
-        <w:rPr>
-          <w:rFonts w:hAnsi="宋体" w:cs="宋体" w:hint="eastAsia"/>
-          <w:sz w:val="30"/>
-          <w:szCs w:val="30"/>
-          <w:u w:val="single"/>
-        </w:rPr>
-        <w:t>履行正常职责而引起的。</w:t>
-      </w:r>
-    </w:p>
-    <w:p>
-      <w:pPr>
-        <w:pStyle w:val="a3"/>
-        <w:spacing w:line="520" w:lineRule="exact"/>
-        <w:rPr>
-          <w:rFonts w:hAnsi="宋体" w:cs="宋体"/>
-          <w:sz w:val="30"/>
-          <w:szCs w:val="30"/>
-          <w:u w:val="single"/>
-        </w:rPr>
-      </w:pPr>
-      <w:r>
-        <w:rPr>
-          <w:rFonts w:hAnsi="宋体" w:cs="宋体" w:hint="eastAsia"/>
-          <w:sz w:val="30"/>
-          <w:szCs w:val="30"/>
-          <w:u w:val="single"/>
-        </w:rPr>
-        <w:t>问：事故发生后，单位采取了哪些处置和救治措施？</w:t>
-      </w:r>
-    </w:p>
-    <w:p>
-      <w:pPr>
-        <w:pStyle w:val="a3"/>
-        <w:spacing w:line="520" w:lineRule="exact"/>
-        <w:rPr>
-          <w:rFonts w:hAnsi="宋体" w:cs="宋体"/>
-          <w:sz w:val="30"/>
-          <w:szCs w:val="30"/>
-          <w:u w:val="single"/>
-        </w:rPr>
-      </w:pPr>
-      <w:r>
-        <w:rPr>
-          <w:rFonts w:hAnsi="宋体" w:cs="宋体" w:hint="eastAsia"/>
-          <w:sz w:val="30"/>
-          <w:szCs w:val="30"/>
-          <w:u w:val="single"/>
-        </w:rPr>
-        <w:t>答：我们立即采取了措施。现场其他保安立即报警（110）并呼叫了急救（120），同时上前制止了暴力行为并控制了事态。</w:t>
-      </w:r>
-    </w:p>
-    <w:p>
-      <w:pPr>
-        <w:pStyle w:val="a3"/>
-        <w:spacing w:line="520" w:lineRule="exact"/>
-        <w:rPr>
-          <w:rFonts w:hAnsi="宋体" w:cs="宋体"/>
-          <w:sz w:val="30"/>
-          <w:szCs w:val="30"/>
-          <w:u w:val="single"/>
-        </w:rPr>
-      </w:pPr>
-      <w:r>
-        <w:rPr>
-          <w:rFonts w:hAnsi="宋体" w:cs="宋体" w:hint="eastAsia"/>
-          <w:sz w:val="30"/>
-          <w:szCs w:val="30"/>
-          <w:u w:val="single"/>
-        </w:rPr>
-        <w:t>问：公安部门是怎么处理这次冲突的？有没有给出书面的处理意见？</w:t>
-      </w:r>
-    </w:p>
-    <w:p>
-      <w:pPr>
-        <w:pStyle w:val="a3"/>
-        <w:spacing w:line="520" w:lineRule="exact"/>
-        <w:rPr>
-          <w:rFonts w:hAnsi="宋体" w:cs="宋体"/>
-          <w:sz w:val="30"/>
-          <w:szCs w:val="30"/>
-          <w:u w:val="single"/>
-        </w:rPr>
-      </w:pPr>
-      <w:r>
-        <w:rPr>
-          <w:rFonts w:hAnsi="宋体" w:cs="宋体" w:hint="eastAsia"/>
-          <w:sz w:val="30"/>
-          <w:szCs w:val="30"/>
-          <w:u w:val="single"/>
-        </w:rPr>
-        <w:t>答：公安部门给我们录了笔录，了解情况后，给出了处理意见。</w:t>
-      </w:r>
-    </w:p>
-    <w:p>
-      <w:pPr>
-        <w:pStyle w:val="a3"/>
-        <w:spacing w:line="520" w:lineRule="exact"/>
-        <w:rPr>
-          <w:rFonts w:hAnsi="宋体" w:cs="宋体"/>
-          <w:sz w:val="30"/>
-          <w:szCs w:val="30"/>
-          <w:u w:val="single"/>
-        </w:rPr>
-      </w:pPr>
-      <w:r>
-        <w:rPr>
-          <w:rFonts w:hAnsi="宋体" w:cs="宋体" w:hint="eastAsia"/>
-          <w:sz w:val="30"/>
-          <w:szCs w:val="30"/>
-          <w:u w:val="single"/>
-        </w:rPr>
-        <w:t>问：对于</w:t>
-      </w:r>
-      <w:r>
-        <w:rPr>
-          <w:rFonts w:hAnsi="宋体" w:cs="宋体" w:hint="eastAsia"/>
-          <w:sz w:val="30"/>
-          <w:szCs w:val="30"/>
-          <w:u w:val="single"/>
-        </w:rPr>
-        <w:t>{受伤职工}</w:t>
-      </w:r>
-      <w:r>
-        <w:rPr>
-          <w:rFonts w:hAnsi="宋体" w:cs="宋体" w:hint="eastAsia"/>
-          <w:sz w:val="30"/>
-          <w:szCs w:val="30"/>
-          <w:u w:val="single"/>
-        </w:rPr>
-        <w:t>本次受伤事故，你单位是否认为是在工作时间和工作场所内，因履行工作职责而受到的暴力伤害？</w:t>
-      </w:r>
-    </w:p>
-    <w:p>
-      <w:pPr>
-        <w:pStyle w:val="a3"/>
-        <w:spacing w:line="520" w:lineRule="exact"/>
-        <w:rPr>
-          <w:rFonts w:hAnsi="宋体" w:cs="宋体"/>
-          <w:sz w:val="30"/>
-          <w:szCs w:val="30"/>
-          <w:u w:val="single"/>
-        </w:rPr>
-      </w:pPr>
-      <w:r>
-        <w:rPr>
-          <w:rFonts w:hAnsi="宋体" w:cs="宋体" w:hint="eastAsia"/>
-          <w:sz w:val="30"/>
-          <w:szCs w:val="30"/>
-          <w:u w:val="single"/>
-        </w:rPr>
-        <w:t>答：是的，我们单位完全认可。 他是在工作时间、工作地点，因为坚持履行保安员的职责而受到不明身份人员的暴力伤害。我们对此没有异议，并认为这完全符合工伤认定条件。</w:t>
-      </w:r>
-    </w:p>
-    <w:p>
-      <w:pPr>
-        <w:pStyle w:val="a3"/>
-        <w:spacing w:line="520" w:lineRule="exact"/>
-        <w:rPr>
-          <w:rFonts w:hAnsi="宋体" w:cs="宋体"/>
-          <w:sz w:val="30"/>
-          <w:szCs w:val="30"/>
-          <w:u w:val="single"/>
-        </w:rPr>
-      </w:pPr>
-      <w:r>
-        <w:rPr>
-          <w:rFonts w:hAnsi="宋体" w:cs="宋体" w:hint="eastAsia"/>
-          <w:sz w:val="30"/>
-          <w:szCs w:val="30"/>
-          <w:u w:val="single"/>
-        </w:rPr>
-        <w:t>问：你以上所陈述的内容是否代表单位意见？是否全部属实？有无虚假？</w:t>
-      </w:r>
-    </w:p>
-    <w:p>
-      <w:pPr>
-        <w:pStyle w:val="a3"/>
-        <w:spacing w:line="520" w:lineRule="exact"/>
-        <w:rPr>
-          <w:rFonts w:hAnsi="宋体" w:cs="宋体"/>
-          <w:sz w:val="30"/>
-          <w:szCs w:val="30"/>
-          <w:u w:val="single"/>
-        </w:rPr>
-      </w:pPr>
-      <w:r>
-        <w:rPr>
-          <w:rFonts w:hAnsi="宋体" w:cs="宋体" w:hint="eastAsia"/>
-          <w:sz w:val="30"/>
-          <w:szCs w:val="30"/>
-          <w:u w:val="single"/>
-        </w:rPr>
-        <w:t>答：我作为公司保安部负责人，以上陈述代表单位意见，全部属实，没有任何虚假。我们愿意对此负责。</w:t>
-      </w:r>
-    </w:p>
-    <w:p>
-      <w:pPr>
-        <w:pStyle w:val="a3"/>
-        <w:spacing w:line="520" w:lineRule="exact"/>
-        <w:rPr>
-          <w:rFonts w:hAnsi="宋体" w:cs="宋体"/>
-          <w:sz w:val="30"/>
-          <w:szCs w:val="30"/>
-          <w:u w:val="single"/>
-        </w:rPr>
-      </w:pPr>
-      <w:r>
-        <w:rPr>
-          <w:rFonts w:hAnsi="宋体" w:cs="宋体" w:hint="eastAsia"/>
-          <w:sz w:val="30"/>
-          <w:szCs w:val="30"/>
-          <w:u w:val="single"/>
-        </w:rPr>
-        <w:t>问：当时有没有人看到</w:t>
-      </w:r>
-      <w:r>
-        <w:rPr>
-          <w:rFonts w:hAnsi="宋体" w:cs="宋体" w:hint="eastAsia"/>
-          <w:sz w:val="30"/>
-          <w:szCs w:val="30"/>
-          <w:u w:val="single"/>
-        </w:rPr>
-        <w:t>{受伤职工}</w:t>
-      </w:r>
-      <w:r>
-        <w:rPr>
-          <w:rFonts w:hAnsi="宋体" w:cs="宋体" w:hint="eastAsia"/>
-          <w:sz w:val="30"/>
-          <w:szCs w:val="30"/>
-          <w:u w:val="single"/>
-        </w:rPr>
-        <w:t>受伤的经过？</w:t>
-      </w:r>
-    </w:p>
-    <w:p>
-      <w:pPr>
-        <w:pStyle w:val="a3"/>
-        <w:spacing w:line="520" w:lineRule="exact"/>
-        <w:rPr>
-          <w:rFonts w:hAnsi="宋体" w:cs="宋体"/>
-          <w:sz w:val="30"/>
-          <w:szCs w:val="30"/>
-          <w:u w:val="single"/>
-        </w:rPr>
-      </w:pPr>
-      <w:r>
-        <w:rPr>
-          <w:rFonts w:hAnsi="宋体" w:cs="宋体" w:hint="eastAsia"/>
-          <w:sz w:val="30"/>
-          <w:szCs w:val="30"/>
-          <w:u w:val="single"/>
-        </w:rPr>
-        <w:t>答：现场有一起工作的同事XXX看到整个经过。</w:t>
-      </w:r>
-    </w:p>
-    <w:p>
-      <w:pPr>
-        <w:pStyle w:val="a3"/>
-        <w:spacing w:line="520" w:lineRule="exact"/>
-        <w:rPr>
-          <w:rFonts w:hAnsi="宋体" w:cs="宋体"/>
-          <w:sz w:val="30"/>
-          <w:szCs w:val="30"/>
-          <w:u w:val="single"/>
-        </w:rPr>
-      </w:pPr>
-      <w:r>
-        <w:rPr>
-          <w:rFonts w:hAnsi="宋体" w:cs="宋体" w:hint="eastAsia"/>
-          <w:sz w:val="30"/>
-          <w:szCs w:val="30"/>
-          <w:u w:val="single"/>
-        </w:rPr>
-        <w:t>问：现场有无监控拍到</w:t>
-      </w:r>
-      <w:r>
-        <w:rPr>
-          <w:rFonts w:hAnsi="宋体" w:cs="宋体" w:hint="eastAsia"/>
-          <w:sz w:val="30"/>
-          <w:szCs w:val="30"/>
-          <w:u w:val="single"/>
-        </w:rPr>
-        <w:t>{受伤职工}</w:t>
-      </w:r>
-      <w:r>
-        <w:rPr>
-          <w:rFonts w:hAnsi="宋体" w:cs="宋体" w:hint="eastAsia"/>
-          <w:sz w:val="30"/>
-          <w:szCs w:val="30"/>
-          <w:u w:val="single"/>
-        </w:rPr>
-        <w:t>受伤的经过？</w:t>
-      </w:r>
-    </w:p>
-    <w:p>
-      <w:pPr>
-        <w:pStyle w:val="a3"/>
-        <w:spacing w:line="520" w:lineRule="exact"/>
-        <w:rPr>
-          <w:rFonts w:hAnsi="宋体" w:cs="宋体"/>
-          <w:sz w:val="30"/>
-          <w:szCs w:val="30"/>
-          <w:u w:val="single"/>
-        </w:rPr>
-      </w:pPr>
-      <w:r>
-        <w:rPr>
-          <w:rFonts w:hAnsi="宋体" w:cs="宋体" w:hint="eastAsia"/>
-          <w:sz w:val="30"/>
-          <w:szCs w:val="30"/>
-          <w:u w:val="single"/>
-        </w:rPr>
-        <w:t>答：有的，我们有提供现场监控。</w:t>
-      </w:r>
-    </w:p>
-    <w:p>
-      <w:pPr>
-        <w:pStyle w:val="a3"/>
-        <w:spacing w:line="520" w:lineRule="exact"/>
-        <w:rPr>
-          <w:rFonts w:hAnsi="宋体" w:cs="宋体"/>
-          <w:sz w:val="30"/>
-          <w:szCs w:val="30"/>
-          <w:u w:val="single"/>
-        </w:rPr>
-      </w:pPr>
-      <w:r>
-        <w:rPr>
-          <w:rFonts w:hAnsi="宋体" w:cs="宋体" w:hint="eastAsia"/>
-          <w:sz w:val="30"/>
-          <w:szCs w:val="30"/>
-          <w:u w:val="single"/>
-        </w:rPr>
-        <w:t>问：</w:t>
-      </w:r>
-      <w:r>
-        <w:rPr>
-          <w:rFonts w:hAnsi="宋体" w:cs="宋体" w:hint="eastAsia"/>
-          <w:sz w:val="30"/>
-          <w:szCs w:val="30"/>
-          <w:u w:val="single"/>
-        </w:rPr>
-        <w:t>{受伤职工}</w:t>
-      </w:r>
-      <w:r>
-        <w:rPr>
-          <w:rFonts w:hAnsi="宋体" w:cs="宋体" w:hint="eastAsia"/>
-          <w:sz w:val="30"/>
-          <w:szCs w:val="30"/>
-          <w:u w:val="single"/>
-        </w:rPr>
-        <w:t>受伤后去了哪个医院？谁送他去的？</w:t>
-      </w:r>
-    </w:p>
-    <w:p>
-      <w:pPr>
-        <w:pStyle w:val="a3"/>
-        <w:spacing w:line="520" w:lineRule="exact"/>
-        <w:rPr>
-          <w:rFonts w:hAnsi="宋体" w:cs="宋体"/>
-          <w:sz w:val="30"/>
-          <w:szCs w:val="30"/>
-          <w:u w:val="single"/>
-        </w:rPr>
-      </w:pPr>
-      <w:r>
-        <w:rPr>
-          <w:rFonts w:hAnsi="宋体" w:cs="宋体" w:hint="eastAsia"/>
-          <w:sz w:val="30"/>
-          <w:szCs w:val="30"/>
-          <w:u w:val="single"/>
-        </w:rPr>
-        <w:t>答：公司派人陪同</w:t>
-      </w:r>
-      <w:r>
-        <w:rPr>
-          <w:rFonts w:hAnsi="宋体" w:cs="宋体" w:hint="eastAsia"/>
-          <w:sz w:val="30"/>
-          <w:szCs w:val="30"/>
-          <w:u w:val="single"/>
-        </w:rPr>
-        <w:t>{受伤职工}</w:t>
-      </w:r>
-      <w:r>
-        <w:rPr>
-          <w:rFonts w:hAnsi="宋体" w:cs="宋体" w:hint="eastAsia"/>
-          <w:sz w:val="30"/>
-          <w:szCs w:val="30"/>
-          <w:u w:val="single"/>
-        </w:rPr>
-        <w:t>前往永嘉县人民医院救治。</w:t>
-      </w:r>
-    </w:p>
-    <w:p>
-      <w:pPr>
-        <w:pStyle w:val="a3"/>
-        <w:spacing w:line="520" w:lineRule="exact"/>
-        <w:rPr>
-          <w:rFonts w:hAnsi="宋体" w:cs="宋体"/>
-          <w:sz w:val="30"/>
-          <w:szCs w:val="30"/>
-          <w:u w:val="single"/>
-        </w:rPr>
-      </w:pPr>
-      <w:r>
-        <w:rPr>
-          <w:rFonts w:hAnsi="宋体" w:cs="宋体" w:hint="eastAsia"/>
-          <w:sz w:val="30"/>
-          <w:szCs w:val="30"/>
-          <w:u w:val="single"/>
-        </w:rPr>
-        <w:t>问：</w:t>
-      </w:r>
-      <w:r>
-        <w:rPr>
-          <w:rFonts w:hAnsi="宋体" w:cs="宋体" w:hint="eastAsia"/>
-          <w:sz w:val="30"/>
-          <w:szCs w:val="30"/>
-          <w:u w:val="single"/>
-        </w:rPr>
-        <w:t>{受伤职工}</w:t>
-      </w:r>
-      <w:r>
-        <w:rPr>
-          <w:rFonts w:hAnsi="宋体" w:cs="宋体" w:hint="eastAsia"/>
-          <w:sz w:val="30"/>
-          <w:szCs w:val="30"/>
-          <w:u w:val="single"/>
-        </w:rPr>
         <w:t>的医药费是谁支付的？</w:t>
       </w:r>
     </w:p>
@@ -1584,7 +1618,6 @@
           <w:szCs w:val="30"/>
           <w:u w:val="single"/>
         </w:rPr>
-        <w:lastRenderedPageBreak/>
         <w:t>答：公司垫付了全部医疗费用。</w:t>
       </w:r>
     </w:p>
@@ -1869,7 +1902,7 @@
         <w:sz w:val="28"/>
         <w:szCs w:val="28"/>
       </w:rPr>
-      <w:t>1</w:t>
+      <w:t>4</w:t>
     </w:r>
     <w:r>
       <w:rPr>

--- a/templates/法人谈话笔录（暴力伤害案件）.docx
+++ b/templates/法人谈话笔录（暴力伤害案件）.docx
@@ -89,7 +89,7 @@
           <w:szCs w:val="30"/>
           <w:u w:val="single"/>
         </w:rPr>
-        <w:t>{</w:t>
+        <w:t>{{</w:t>
       </w:r>
       <w:r>
         <w:rPr>
@@ -107,16 +107,34 @@
           <w:szCs w:val="30"/>
           <w:u w:val="single"/>
         </w:rPr>
-        <w:t>}</w:t>
-      </w:r>
-      <w:r>
-        <w:rPr>
-          <w:rFonts w:hAnsi="宋体" w:cs="宋体" w:hint="eastAsia"/>
-          <w:sz w:val="30"/>
-          <w:szCs w:val="30"/>
-          <w:u w:val="single"/>
-        </w:rPr>
-        <w:t>{当前时间}</w:t>
+        <w:t>}}</w:t>
+      </w:r>
+      <w:r>
+        <w:rPr>
+          <w:rFonts w:hAnsi="宋体" w:cs="宋体" w:hint="eastAsia"/>
+          <w:sz w:val="30"/>
+          <w:szCs w:val="30"/>
+          <w:u w:val="single"/>
+        </w:rPr>
+        <w:t>{{</w:t>
+      </w:r>
+      <w:r>
+        <w:rPr>
+          <w:rFonts w:hAnsi="宋体" w:cs="宋体" w:hint="eastAsia"/>
+          <w:sz w:val="30"/>
+          <w:szCs w:val="30"/>
+          <w:u w:val="single"/>
+        </w:rPr>
+        <w:t>当前时间</w:t>
+      </w:r>
+      <w:r>
+        <w:rPr>
+          <w:rFonts w:hAnsi="宋体" w:cs="宋体" w:hint="eastAsia"/>
+          <w:sz w:val="30"/>
+          <w:szCs w:val="30"/>
+          <w:u w:val="single"/>
+        </w:rPr>
+        <w:t>}}</w:t>
       </w:r>
     </w:p>
     <w:p>
@@ -184,7 +202,7 @@
           <w:szCs w:val="30"/>
           <w:u w:val="single"/>
         </w:rPr>
-        <w:t>{</w:t>
+        <w:t>{{</w:t>
       </w:r>
       <w:r>
         <w:rPr>
@@ -202,7 +220,7 @@
           <w:szCs w:val="30"/>
           <w:u w:val="single"/>
         </w:rPr>
-        <w:t>}</w:t>
+        <w:t>}}</w:t>
       </w:r>
       <w:bookmarkEnd w:id="0"/>
       <w:r>
@@ -229,7 +247,43 @@
           <w:szCs w:val="30"/>
           <w:u w:val="single"/>
         </w:rPr>
-        <w:t xml:space="preserve"> {法人性别} </w:t>
+        <w:t xml:space="preserve"> </w:t>
+      </w:r>
+      <w:r>
+        <w:rPr>
+          <w:rFonts w:hAnsi="宋体" w:cs="宋体" w:hint="eastAsia"/>
+          <w:sz w:val="30"/>
+          <w:szCs w:val="30"/>
+          <w:u w:val="single"/>
+        </w:rPr>
+        <w:t>{{</w:t>
+      </w:r>
+      <w:r>
+        <w:rPr>
+          <w:rFonts w:hAnsi="宋体" w:cs="宋体" w:hint="eastAsia"/>
+          <w:sz w:val="30"/>
+          <w:szCs w:val="30"/>
+          <w:u w:val="single"/>
+        </w:rPr>
+        <w:t>法人性别</w:t>
+      </w:r>
+      <w:r>
+        <w:rPr>
+          <w:rFonts w:hAnsi="宋体" w:cs="宋体" w:hint="eastAsia"/>
+          <w:sz w:val="30"/>
+          <w:szCs w:val="30"/>
+          <w:u w:val="single"/>
+        </w:rPr>
+        <w:t>}}</w:t>
+      </w:r>
+      <w:r>
+        <w:rPr>
+          <w:rFonts w:hAnsi="宋体" w:cs="宋体" w:hint="eastAsia"/>
+          <w:sz w:val="30"/>
+          <w:szCs w:val="30"/>
+          <w:u w:val="single"/>
+        </w:rPr>
+        <w:t xml:space="preserve"> </w:t>
       </w:r>
       <w:r>
         <w:rPr>
@@ -246,7 +300,43 @@
           <w:szCs w:val="30"/>
           <w:u w:val="single"/>
         </w:rPr>
-        <w:t xml:space="preserve"> {法人年龄} </w:t>
+        <w:t xml:space="preserve"> </w:t>
+      </w:r>
+      <w:r>
+        <w:rPr>
+          <w:rFonts w:hAnsi="宋体" w:cs="宋体" w:hint="eastAsia"/>
+          <w:sz w:val="30"/>
+          <w:szCs w:val="30"/>
+          <w:u w:val="single"/>
+        </w:rPr>
+        <w:t>{{</w:t>
+      </w:r>
+      <w:r>
+        <w:rPr>
+          <w:rFonts w:hAnsi="宋体" w:cs="宋体" w:hint="eastAsia"/>
+          <w:sz w:val="30"/>
+          <w:szCs w:val="30"/>
+          <w:u w:val="single"/>
+        </w:rPr>
+        <w:t>法人年龄</w:t>
+      </w:r>
+      <w:r>
+        <w:rPr>
+          <w:rFonts w:hAnsi="宋体" w:cs="宋体" w:hint="eastAsia"/>
+          <w:sz w:val="30"/>
+          <w:szCs w:val="30"/>
+          <w:u w:val="single"/>
+        </w:rPr>
+        <w:t>}}</w:t>
+      </w:r>
+      <w:r>
+        <w:rPr>
+          <w:rFonts w:hAnsi="宋体" w:cs="宋体" w:hint="eastAsia"/>
+          <w:sz w:val="30"/>
+          <w:szCs w:val="30"/>
+          <w:u w:val="single"/>
+        </w:rPr>
+        <w:t xml:space="preserve"> </w:t>
       </w:r>
     </w:p>
     <w:p>
@@ -292,17 +382,44 @@
           <w:szCs w:val="30"/>
           <w:u w:val="single"/>
         </w:rPr>
-        <w:t xml:space="preserve"> {法人身份证}</w:t>
-      </w:r>
-      <w:r>
-        <w:rPr>
-          <w:rFonts w:hAnsi="宋体" w:cs="宋体"/>
-          <w:sz w:val="30"/>
-          <w:szCs w:val="30"/>
-          <w:u w:val="single"/>
-        </w:rPr>
         <w:t xml:space="preserve"> </w:t>
       </w:r>
+      <w:r>
+        <w:rPr>
+          <w:rFonts w:hAnsi="宋体" w:cs="宋体" w:hint="eastAsia"/>
+          <w:sz w:val="30"/>
+          <w:szCs w:val="30"/>
+          <w:u w:val="single"/>
+        </w:rPr>
+        <w:t>{{</w:t>
+      </w:r>
+      <w:r>
+        <w:rPr>
+          <w:rFonts w:hAnsi="宋体" w:cs="宋体" w:hint="eastAsia"/>
+          <w:sz w:val="30"/>
+          <w:szCs w:val="30"/>
+          <w:u w:val="single"/>
+        </w:rPr>
+        <w:t>法人身份证</w:t>
+      </w:r>
+      <w:r>
+        <w:rPr>
+          <w:rFonts w:hAnsi="宋体" w:cs="宋体" w:hint="eastAsia"/>
+          <w:sz w:val="30"/>
+          <w:szCs w:val="30"/>
+          <w:u w:val="single"/>
+        </w:rPr>
+        <w:t>}}</w:t>
+      </w:r>
+      <w:r>
+        <w:rPr>
+          <w:rFonts w:hAnsi="宋体" w:cs="宋体"/>
+          <w:sz w:val="30"/>
+          <w:szCs w:val="30"/>
+          <w:u w:val="single"/>
+        </w:rPr>
+        <w:t xml:space="preserve"> </w:t>
+      </w:r>
     </w:p>
     <w:p>
       <w:pPr>
@@ -330,7 +447,25 @@
           <w:szCs w:val="30"/>
           <w:u w:val="single"/>
         </w:rPr>
-        <w:t>{法人身份证地址}</w:t>
+        <w:t>{{</w:t>
+      </w:r>
+      <w:r>
+        <w:rPr>
+          <w:rFonts w:hAnsi="宋体" w:cs="宋体" w:hint="eastAsia"/>
+          <w:sz w:val="30"/>
+          <w:szCs w:val="30"/>
+          <w:u w:val="single"/>
+        </w:rPr>
+        <w:t>法人身份证地址</w:t>
+      </w:r>
+      <w:r>
+        <w:rPr>
+          <w:rFonts w:hAnsi="宋体" w:cs="宋体" w:hint="eastAsia"/>
+          <w:sz w:val="30"/>
+          <w:szCs w:val="30"/>
+          <w:u w:val="single"/>
+        </w:rPr>
+        <w:t>}}</w:t>
       </w:r>
     </w:p>
     <w:p>
@@ -367,7 +502,23 @@
           <w:szCs w:val="30"/>
           <w:u w:val="single"/>
         </w:rPr>
-        <w:t>{用人单位}</w:t>
+        <w:t>{{</w:t>
+      </w:r>
+      <w:r>
+        <w:rPr>
+          <w:sz w:val="30"/>
+          <w:szCs w:val="30"/>
+          <w:u w:val="single"/>
+        </w:rPr>
+        <w:t>用人单位</w:t>
+      </w:r>
+      <w:r>
+        <w:rPr>
+          <w:sz w:val="30"/>
+          <w:szCs w:val="30"/>
+          <w:u w:val="single"/>
+        </w:rPr>
+        <w:t>}}</w:t>
       </w:r>
       <w:r>
         <w:rPr>
@@ -393,7 +544,43 @@
           <w:szCs w:val="30"/>
           <w:u w:val="single"/>
         </w:rPr>
-        <w:t xml:space="preserve">   {法人岗位}      </w:t>
+        <w:t xml:space="preserve">   </w:t>
+      </w:r>
+      <w:r>
+        <w:rPr>
+          <w:rFonts w:hAnsi="宋体" w:cs="宋体" w:hint="eastAsia"/>
+          <w:sz w:val="30"/>
+          <w:szCs w:val="30"/>
+          <w:u w:val="single"/>
+        </w:rPr>
+        <w:t>{{</w:t>
+      </w:r>
+      <w:r>
+        <w:rPr>
+          <w:rFonts w:hAnsi="宋体" w:cs="宋体" w:hint="eastAsia"/>
+          <w:sz w:val="30"/>
+          <w:szCs w:val="30"/>
+          <w:u w:val="single"/>
+        </w:rPr>
+        <w:t>法人岗位</w:t>
+      </w:r>
+      <w:r>
+        <w:rPr>
+          <w:rFonts w:hAnsi="宋体" w:cs="宋体" w:hint="eastAsia"/>
+          <w:sz w:val="30"/>
+          <w:szCs w:val="30"/>
+          <w:u w:val="single"/>
+        </w:rPr>
+        <w:t>}}</w:t>
+      </w:r>
+      <w:r>
+        <w:rPr>
+          <w:rFonts w:hAnsi="宋体" w:cs="宋体" w:hint="eastAsia"/>
+          <w:sz w:val="30"/>
+          <w:szCs w:val="30"/>
+          <w:u w:val="single"/>
+        </w:rPr>
+        <w:t xml:space="preserve">      </w:t>
       </w:r>
     </w:p>
     <w:p>
@@ -422,7 +609,43 @@
           <w:szCs w:val="30"/>
           <w:u w:val="single"/>
         </w:rPr>
-        <w:t xml:space="preserve">   {法人电话}   </w:t>
+        <w:t xml:space="preserve">   </w:t>
+      </w:r>
+      <w:r>
+        <w:rPr>
+          <w:rFonts w:hAnsi="宋体" w:cs="宋体" w:hint="eastAsia"/>
+          <w:sz w:val="30"/>
+          <w:szCs w:val="30"/>
+          <w:u w:val="single"/>
+        </w:rPr>
+        <w:t>{{</w:t>
+      </w:r>
+      <w:r>
+        <w:rPr>
+          <w:rFonts w:hAnsi="宋体" w:cs="宋体" w:hint="eastAsia"/>
+          <w:sz w:val="30"/>
+          <w:szCs w:val="30"/>
+          <w:u w:val="single"/>
+        </w:rPr>
+        <w:t>法人电话</w:t>
+      </w:r>
+      <w:r>
+        <w:rPr>
+          <w:rFonts w:hAnsi="宋体" w:cs="宋体" w:hint="eastAsia"/>
+          <w:sz w:val="30"/>
+          <w:szCs w:val="30"/>
+          <w:u w:val="single"/>
+        </w:rPr>
+        <w:t>}}</w:t>
+      </w:r>
+      <w:r>
+        <w:rPr>
+          <w:rFonts w:hAnsi="宋体" w:cs="宋体" w:hint="eastAsia"/>
+          <w:sz w:val="30"/>
+          <w:szCs w:val="30"/>
+          <w:u w:val="single"/>
+        </w:rPr>
+        <w:t xml:space="preserve">   </w:t>
       </w:r>
       <w:r>
         <w:rPr>
@@ -485,7 +708,34 @@
           <w:szCs w:val="30"/>
           <w:u w:val="single"/>
         </w:rPr>
-        <w:t xml:space="preserve">   {操作员}</w:t>
+        <w:t xml:space="preserve">   </w:t>
+      </w:r>
+      <w:r>
+        <w:rPr>
+          <w:rFonts w:hAnsi="宋体" w:cs="宋体" w:hint="eastAsia"/>
+          <w:sz w:val="30"/>
+          <w:szCs w:val="30"/>
+          <w:u w:val="single"/>
+        </w:rPr>
+        <w:t>{{</w:t>
+      </w:r>
+      <w:r>
+        <w:rPr>
+          <w:rFonts w:hAnsi="宋体" w:cs="宋体" w:hint="eastAsia"/>
+          <w:sz w:val="30"/>
+          <w:szCs w:val="30"/>
+          <w:u w:val="single"/>
+        </w:rPr>
+        <w:t>操作员</w:t>
+      </w:r>
+      <w:r>
+        <w:rPr>
+          <w:rFonts w:hAnsi="宋体" w:cs="宋体" w:hint="eastAsia"/>
+          <w:sz w:val="30"/>
+          <w:szCs w:val="30"/>
+          <w:u w:val="single"/>
+        </w:rPr>
+        <w:t>}}</w:t>
       </w:r>
       <w:bookmarkStart w:id="1" w:name="_GoBack"/>
       <w:bookmarkEnd w:id="1"/>
@@ -546,7 +796,29 @@
           <w:szCs w:val="30"/>
           <w:u w:val="single"/>
         </w:rPr>
-        <w:t>{受伤职工}</w:t>
+        <w:t>{{</w:t>
+      </w:r>
+      <w:r>
+        <w:rPr>
+          <w:rFonts w:hAnsi="宋体" w:cs="宋体" w:hint="eastAsia"/>
+          <w:b/>
+          <w:bCs/>
+          <w:sz w:val="30"/>
+          <w:szCs w:val="30"/>
+          <w:u w:val="single"/>
+        </w:rPr>
+        <w:t>受伤职工</w:t>
+      </w:r>
+      <w:r>
+        <w:rPr>
+          <w:rFonts w:hAnsi="宋体" w:cs="宋体" w:hint="eastAsia"/>
+          <w:b/>
+          <w:bCs/>
+          <w:sz w:val="30"/>
+          <w:szCs w:val="30"/>
+          <w:u w:val="single"/>
+        </w:rPr>
+        <w:t>}}</w:t>
       </w:r>
       <w:r>
         <w:rPr>
@@ -594,7 +866,7 @@
         </w:tabs>
         <w:spacing w:line="520" w:lineRule="exact"/>
         <w:rPr>
-          <w:rFonts w:hAnsi="宋体" w:cs="宋体" w:hint="eastAsia"/>
+          <w:rFonts w:hAnsi="宋体" w:cs="宋体"/>
           <w:sz w:val="30"/>
           <w:szCs w:val="30"/>
           <w:u w:val="single"/>
@@ -631,7 +903,34 @@
           <w:szCs w:val="30"/>
           <w:u w:val="single"/>
         </w:rPr>
-        <w:t>答：{自我介绍}</w:t>
+        <w:t>答：</w:t>
+      </w:r>
+      <w:r>
+        <w:rPr>
+          <w:rFonts w:hAnsi="宋体" w:cs="宋体" w:hint="eastAsia"/>
+          <w:sz w:val="30"/>
+          <w:szCs w:val="30"/>
+          <w:u w:val="single"/>
+        </w:rPr>
+        <w:t>{{</w:t>
+      </w:r>
+      <w:r>
+        <w:rPr>
+          <w:rFonts w:hAnsi="宋体" w:cs="宋体" w:hint="eastAsia"/>
+          <w:sz w:val="30"/>
+          <w:szCs w:val="30"/>
+          <w:u w:val="single"/>
+        </w:rPr>
+        <w:t>自我介绍</w:t>
+      </w:r>
+      <w:r>
+        <w:rPr>
+          <w:rFonts w:hAnsi="宋体" w:cs="宋体" w:hint="eastAsia"/>
+          <w:sz w:val="30"/>
+          <w:szCs w:val="30"/>
+          <w:u w:val="single"/>
+        </w:rPr>
+        <w:t>}}</w:t>
       </w:r>
     </w:p>
     <w:p>
@@ -664,7 +963,25 @@
           <w:szCs w:val="30"/>
           <w:u w:val="single"/>
         </w:rPr>
-        <w:t>{受伤职工}</w:t>
+        <w:t>{{</w:t>
+      </w:r>
+      <w:r>
+        <w:rPr>
+          <w:rFonts w:hAnsi="宋体" w:cs="宋体" w:hint="eastAsia"/>
+          <w:sz w:val="30"/>
+          <w:szCs w:val="30"/>
+          <w:u w:val="single"/>
+        </w:rPr>
+        <w:t>受伤职工</w:t>
+      </w:r>
+      <w:r>
+        <w:rPr>
+          <w:rFonts w:hAnsi="宋体" w:cs="宋体" w:hint="eastAsia"/>
+          <w:sz w:val="30"/>
+          <w:szCs w:val="30"/>
+          <w:u w:val="single"/>
+        </w:rPr>
+        <w:t>}}</w:t>
       </w:r>
       <w:r>
         <w:rPr>
@@ -704,7 +1021,25 @@
           <w:szCs w:val="30"/>
           <w:u w:val="single"/>
         </w:rPr>
-        <w:t>{受伤职工}</w:t>
+        <w:t>{{</w:t>
+      </w:r>
+      <w:r>
+        <w:rPr>
+          <w:rFonts w:hAnsi="宋体" w:cs="宋体" w:hint="eastAsia"/>
+          <w:sz w:val="30"/>
+          <w:szCs w:val="30"/>
+          <w:u w:val="single"/>
+        </w:rPr>
+        <w:t>受伤职工</w:t>
+      </w:r>
+      <w:r>
+        <w:rPr>
+          <w:rFonts w:hAnsi="宋体" w:cs="宋体" w:hint="eastAsia"/>
+          <w:sz w:val="30"/>
+          <w:szCs w:val="30"/>
+          <w:u w:val="single"/>
+        </w:rPr>
+        <w:t>}}</w:t>
       </w:r>
       <w:r>
         <w:rPr>
@@ -743,7 +1078,25 @@
           <w:szCs w:val="30"/>
           <w:u w:val="single"/>
         </w:rPr>
-        <w:t>{受伤职工}</w:t>
+        <w:t>{{</w:t>
+      </w:r>
+      <w:r>
+        <w:rPr>
+          <w:rFonts w:hAnsi="宋体" w:cs="宋体" w:hint="eastAsia"/>
+          <w:sz w:val="30"/>
+          <w:szCs w:val="30"/>
+          <w:u w:val="single"/>
+        </w:rPr>
+        <w:t>受伤职工</w:t>
+      </w:r>
+      <w:r>
+        <w:rPr>
+          <w:rFonts w:hAnsi="宋体" w:cs="宋体" w:hint="eastAsia"/>
+          <w:sz w:val="30"/>
+          <w:szCs w:val="30"/>
+          <w:u w:val="single"/>
+        </w:rPr>
+        <w:t>}}</w:t>
       </w:r>
       <w:r>
         <w:rPr>
@@ -803,7 +1156,25 @@
           <w:szCs w:val="30"/>
           <w:u w:val="single"/>
         </w:rPr>
-        <w:t>{受伤职工}</w:t>
+        <w:t>{{</w:t>
+      </w:r>
+      <w:r>
+        <w:rPr>
+          <w:rFonts w:hAnsi="宋体" w:cs="宋体" w:hint="eastAsia"/>
+          <w:sz w:val="30"/>
+          <w:szCs w:val="30"/>
+          <w:u w:val="single"/>
+        </w:rPr>
+        <w:t>受伤职工</w:t>
+      </w:r>
+      <w:r>
+        <w:rPr>
+          <w:rFonts w:hAnsi="宋体" w:cs="宋体" w:hint="eastAsia"/>
+          <w:sz w:val="30"/>
+          <w:szCs w:val="30"/>
+          <w:u w:val="single"/>
+        </w:rPr>
+        <w:t>}}</w:t>
       </w:r>
       <w:r>
         <w:rPr>
@@ -884,7 +1255,25 @@
           <w:szCs w:val="30"/>
           <w:u w:val="single"/>
         </w:rPr>
-        <w:t>{受伤职工}</w:t>
+        <w:t>{{</w:t>
+      </w:r>
+      <w:r>
+        <w:rPr>
+          <w:rFonts w:hAnsi="宋体" w:cs="宋体" w:hint="eastAsia"/>
+          <w:sz w:val="30"/>
+          <w:szCs w:val="30"/>
+          <w:u w:val="single"/>
+        </w:rPr>
+        <w:t>受伤职工</w:t>
+      </w:r>
+      <w:r>
+        <w:rPr>
+          <w:rFonts w:hAnsi="宋体" w:cs="宋体" w:hint="eastAsia"/>
+          <w:sz w:val="30"/>
+          <w:szCs w:val="30"/>
+          <w:u w:val="single"/>
+        </w:rPr>
+        <w:t>}}</w:t>
       </w:r>
       <w:r>
         <w:rPr>
@@ -923,7 +1312,25 @@
           <w:szCs w:val="30"/>
           <w:u w:val="single"/>
         </w:rPr>
-        <w:t>{受伤职工}</w:t>
+        <w:t>{{</w:t>
+      </w:r>
+      <w:r>
+        <w:rPr>
+          <w:rFonts w:hAnsi="宋体" w:cs="宋体" w:hint="eastAsia"/>
+          <w:sz w:val="30"/>
+          <w:szCs w:val="30"/>
+          <w:u w:val="single"/>
+        </w:rPr>
+        <w:t>受伤职工</w:t>
+      </w:r>
+      <w:r>
+        <w:rPr>
+          <w:rFonts w:hAnsi="宋体" w:cs="宋体" w:hint="eastAsia"/>
+          <w:sz w:val="30"/>
+          <w:szCs w:val="30"/>
+          <w:u w:val="single"/>
+        </w:rPr>
+        <w:t>}}</w:t>
       </w:r>
       <w:r>
         <w:rPr>
@@ -962,7 +1369,25 @@
           <w:szCs w:val="30"/>
           <w:u w:val="single"/>
         </w:rPr>
-        <w:t>{受伤职工}</w:t>
+        <w:t>{{</w:t>
+      </w:r>
+      <w:r>
+        <w:rPr>
+          <w:rFonts w:hAnsi="宋体" w:cs="宋体" w:hint="eastAsia"/>
+          <w:sz w:val="30"/>
+          <w:szCs w:val="30"/>
+          <w:u w:val="single"/>
+        </w:rPr>
+        <w:t>受伤职工</w:t>
+      </w:r>
+      <w:r>
+        <w:rPr>
+          <w:rFonts w:hAnsi="宋体" w:cs="宋体" w:hint="eastAsia"/>
+          <w:sz w:val="30"/>
+          <w:szCs w:val="30"/>
+          <w:u w:val="single"/>
+        </w:rPr>
+        <w:t>}}</w:t>
       </w:r>
       <w:r>
         <w:rPr>
@@ -980,7 +1405,25 @@
           <w:szCs w:val="30"/>
           <w:u w:val="single"/>
         </w:rPr>
-        <w:t>{受伤职工}</w:t>
+        <w:t>{{</w:t>
+      </w:r>
+      <w:r>
+        <w:rPr>
+          <w:rFonts w:hAnsi="宋体" w:cs="宋体" w:hint="eastAsia"/>
+          <w:sz w:val="30"/>
+          <w:szCs w:val="30"/>
+          <w:u w:val="single"/>
+        </w:rPr>
+        <w:t>受伤职工</w:t>
+      </w:r>
+      <w:r>
+        <w:rPr>
+          <w:rFonts w:hAnsi="宋体" w:cs="宋体" w:hint="eastAsia"/>
+          <w:sz w:val="30"/>
+          <w:szCs w:val="30"/>
+          <w:u w:val="single"/>
+        </w:rPr>
+        <w:t>}}</w:t>
       </w:r>
       <w:r>
         <w:rPr>
@@ -998,7 +1441,25 @@
           <w:szCs w:val="30"/>
           <w:u w:val="single"/>
         </w:rPr>
-        <w:t>{受伤职工}</w:t>
+        <w:t>{{</w:t>
+      </w:r>
+      <w:r>
+        <w:rPr>
+          <w:rFonts w:hAnsi="宋体" w:cs="宋体" w:hint="eastAsia"/>
+          <w:sz w:val="30"/>
+          <w:szCs w:val="30"/>
+          <w:u w:val="single"/>
+        </w:rPr>
+        <w:t>受伤职工</w:t>
+      </w:r>
+      <w:r>
+        <w:rPr>
+          <w:rFonts w:hAnsi="宋体" w:cs="宋体" w:hint="eastAsia"/>
+          <w:sz w:val="30"/>
+          <w:szCs w:val="30"/>
+          <w:u w:val="single"/>
+        </w:rPr>
+        <w:t>}}</w:t>
       </w:r>
       <w:r>
         <w:rPr>
@@ -1037,7 +1498,25 @@
           <w:szCs w:val="30"/>
           <w:u w:val="single"/>
         </w:rPr>
-        <w:t>{受伤职工}</w:t>
+        <w:t>{{</w:t>
+      </w:r>
+      <w:r>
+        <w:rPr>
+          <w:rFonts w:hAnsi="宋体" w:cs="宋体" w:hint="eastAsia"/>
+          <w:sz w:val="30"/>
+          <w:szCs w:val="30"/>
+          <w:u w:val="single"/>
+        </w:rPr>
+        <w:t>受伤职工</w:t>
+      </w:r>
+      <w:r>
+        <w:rPr>
+          <w:rFonts w:hAnsi="宋体" w:cs="宋体" w:hint="eastAsia"/>
+          <w:sz w:val="30"/>
+          <w:szCs w:val="30"/>
+          <w:u w:val="single"/>
+        </w:rPr>
+        <w:t>}}</w:t>
       </w:r>
       <w:r>
         <w:rPr>
@@ -1067,7 +1546,17 @@
           <w:szCs w:val="30"/>
           <w:u w:val="single"/>
         </w:rPr>
-        <w:t>答：完全属于。 维护大门秩序，管理、核查进出人员和车辆，这是他作为保安员最核心的工作职责。公司《保安岗位职责》和《门禁管理规定》中有明确要求。他是在严格执行公司规定。</w:t>
+        <w:t>答：完全属于。 维护大门秩序，管理、核查进出人员和车辆，这是他作为保安员最核心的工作职责。公司《保安岗位职责》和《门禁管理规定》中</w:t>
+      </w:r>
+      <w:r>
+        <w:rPr>
+          <w:rFonts w:hAnsi="宋体" w:cs="宋体" w:hint="eastAsia"/>
+          <w:sz w:val="30"/>
+          <w:szCs w:val="30"/>
+          <w:u w:val="single"/>
+        </w:rPr>
+        <w:lastRenderedPageBreak/>
+        <w:t>有明确要求。他是在严格执行公司规定。</w:t>
       </w:r>
     </w:p>
     <w:p>
@@ -1097,26 +1586,34 @@
           <w:szCs w:val="30"/>
           <w:u w:val="single"/>
         </w:rPr>
-        <w:t>{受伤职工}</w:t>
-      </w:r>
-      <w:r>
-        <w:rPr>
-          <w:rFonts w:hAnsi="宋体" w:cs="宋体" w:hint="eastAsia"/>
-          <w:sz w:val="30"/>
-          <w:szCs w:val="30"/>
-          <w:u w:val="single"/>
-        </w:rPr>
-        <w:t>与他之前是否存在个</w:t>
-      </w:r>
-      <w:r>
-        <w:rPr>
-          <w:rFonts w:hAnsi="宋体" w:cs="宋体" w:hint="eastAsia"/>
-          <w:sz w:val="30"/>
-          <w:szCs w:val="30"/>
-          <w:u w:val="single"/>
-        </w:rPr>
-        <w:lastRenderedPageBreak/>
-        <w:t>人恩怨？</w:t>
+        <w:t>{{</w:t>
+      </w:r>
+      <w:r>
+        <w:rPr>
+          <w:rFonts w:hAnsi="宋体" w:cs="宋体" w:hint="eastAsia"/>
+          <w:sz w:val="30"/>
+          <w:szCs w:val="30"/>
+          <w:u w:val="single"/>
+        </w:rPr>
+        <w:t>受伤职工</w:t>
+      </w:r>
+      <w:r>
+        <w:rPr>
+          <w:rFonts w:hAnsi="宋体" w:cs="宋体" w:hint="eastAsia"/>
+          <w:sz w:val="30"/>
+          <w:szCs w:val="30"/>
+          <w:u w:val="single"/>
+        </w:rPr>
+        <w:t>}}</w:t>
+      </w:r>
+      <w:r>
+        <w:rPr>
+          <w:rFonts w:hAnsi="宋体" w:cs="宋体" w:hint="eastAsia"/>
+          <w:sz w:val="30"/>
+          <w:szCs w:val="30"/>
+          <w:u w:val="single"/>
+        </w:rPr>
+        <w:t>与他之前是否存在个人恩怨？</w:t>
       </w:r>
     </w:p>
     <w:p>
@@ -1146,7 +1643,25 @@
           <w:szCs w:val="30"/>
           <w:u w:val="single"/>
         </w:rPr>
-        <w:t>{受伤职工}</w:t>
+        <w:t>{{</w:t>
+      </w:r>
+      <w:r>
+        <w:rPr>
+          <w:rFonts w:hAnsi="宋体" w:cs="宋体" w:hint="eastAsia"/>
+          <w:sz w:val="30"/>
+          <w:szCs w:val="30"/>
+          <w:u w:val="single"/>
+        </w:rPr>
+        <w:t>受伤职工</w:t>
+      </w:r>
+      <w:r>
+        <w:rPr>
+          <w:rFonts w:hAnsi="宋体" w:cs="宋体" w:hint="eastAsia"/>
+          <w:sz w:val="30"/>
+          <w:szCs w:val="30"/>
+          <w:u w:val="single"/>
+        </w:rPr>
+        <w:t>}}</w:t>
       </w:r>
       <w:r>
         <w:rPr>
@@ -1164,7 +1679,25 @@
           <w:szCs w:val="30"/>
           <w:u w:val="single"/>
         </w:rPr>
-        <w:t>{受伤职工}</w:t>
+        <w:t>{{</w:t>
+      </w:r>
+      <w:r>
+        <w:rPr>
+          <w:rFonts w:hAnsi="宋体" w:cs="宋体" w:hint="eastAsia"/>
+          <w:sz w:val="30"/>
+          <w:szCs w:val="30"/>
+          <w:u w:val="single"/>
+        </w:rPr>
+        <w:t>受伤职工</w:t>
+      </w:r>
+      <w:r>
+        <w:rPr>
+          <w:rFonts w:hAnsi="宋体" w:cs="宋体" w:hint="eastAsia"/>
+          <w:sz w:val="30"/>
+          <w:szCs w:val="30"/>
+          <w:u w:val="single"/>
+        </w:rPr>
+        <w:t>}}</w:t>
       </w:r>
       <w:r>
         <w:rPr>
@@ -1287,7 +1820,25 @@
           <w:szCs w:val="30"/>
           <w:u w:val="single"/>
         </w:rPr>
-        <w:t>{受伤职工}</w:t>
+        <w:t>{{</w:t>
+      </w:r>
+      <w:r>
+        <w:rPr>
+          <w:rFonts w:hAnsi="宋体" w:cs="宋体" w:hint="eastAsia"/>
+          <w:sz w:val="30"/>
+          <w:szCs w:val="30"/>
+          <w:u w:val="single"/>
+        </w:rPr>
+        <w:t>受伤职工</w:t>
+      </w:r>
+      <w:r>
+        <w:rPr>
+          <w:rFonts w:hAnsi="宋体" w:cs="宋体" w:hint="eastAsia"/>
+          <w:sz w:val="30"/>
+          <w:szCs w:val="30"/>
+          <w:u w:val="single"/>
+        </w:rPr>
+        <w:t>}}</w:t>
       </w:r>
       <w:r>
         <w:rPr>
@@ -1389,7 +1940,25 @@
           <w:szCs w:val="30"/>
           <w:u w:val="single"/>
         </w:rPr>
-        <w:t>{受伤职工}</w:t>
+        <w:t>{{</w:t>
+      </w:r>
+      <w:r>
+        <w:rPr>
+          <w:rFonts w:hAnsi="宋体" w:cs="宋体" w:hint="eastAsia"/>
+          <w:sz w:val="30"/>
+          <w:szCs w:val="30"/>
+          <w:u w:val="single"/>
+        </w:rPr>
+        <w:t>受伤职工</w:t>
+      </w:r>
+      <w:r>
+        <w:rPr>
+          <w:rFonts w:hAnsi="宋体" w:cs="宋体" w:hint="eastAsia"/>
+          <w:sz w:val="30"/>
+          <w:szCs w:val="30"/>
+          <w:u w:val="single"/>
+        </w:rPr>
+        <w:t>}}</w:t>
       </w:r>
       <w:r>
         <w:rPr>
@@ -1449,7 +2018,25 @@
           <w:szCs w:val="30"/>
           <w:u w:val="single"/>
         </w:rPr>
-        <w:t>{受伤职工}</w:t>
+        <w:t>{{</w:t>
+      </w:r>
+      <w:r>
+        <w:rPr>
+          <w:rFonts w:hAnsi="宋体" w:cs="宋体" w:hint="eastAsia"/>
+          <w:sz w:val="30"/>
+          <w:szCs w:val="30"/>
+          <w:u w:val="single"/>
+        </w:rPr>
+        <w:t>受伤职工</w:t>
+      </w:r>
+      <w:r>
+        <w:rPr>
+          <w:rFonts w:hAnsi="宋体" w:cs="宋体" w:hint="eastAsia"/>
+          <w:sz w:val="30"/>
+          <w:szCs w:val="30"/>
+          <w:u w:val="single"/>
+        </w:rPr>
+        <w:t>}}</w:t>
       </w:r>
       <w:r>
         <w:rPr>
@@ -1480,84 +2067,6 @@
           <w:u w:val="single"/>
         </w:rPr>
         <w:t>答：有的，我们有提供现场监控。</w:t>
-      </w:r>
-    </w:p>
-    <w:p>
-      <w:pPr>
-        <w:pStyle w:val="a3"/>
-        <w:spacing w:line="520" w:lineRule="exact"/>
-        <w:rPr>
-          <w:rFonts w:hAnsi="宋体" w:cs="宋体"/>
-          <w:sz w:val="30"/>
-          <w:szCs w:val="30"/>
-          <w:u w:val="single"/>
-        </w:rPr>
-      </w:pPr>
-      <w:r>
-        <w:rPr>
-          <w:rFonts w:hAnsi="宋体" w:cs="宋体" w:hint="eastAsia"/>
-          <w:sz w:val="30"/>
-          <w:szCs w:val="30"/>
-          <w:u w:val="single"/>
-        </w:rPr>
-        <w:t>问：</w:t>
-      </w:r>
-      <w:r>
-        <w:rPr>
-          <w:rFonts w:hAnsi="宋体" w:cs="宋体" w:hint="eastAsia"/>
-          <w:sz w:val="30"/>
-          <w:szCs w:val="30"/>
-          <w:u w:val="single"/>
-        </w:rPr>
-        <w:t>{受伤职工}</w:t>
-      </w:r>
-      <w:r>
-        <w:rPr>
-          <w:rFonts w:hAnsi="宋体" w:cs="宋体" w:hint="eastAsia"/>
-          <w:sz w:val="30"/>
-          <w:szCs w:val="30"/>
-          <w:u w:val="single"/>
-        </w:rPr>
-        <w:t>受伤后去了哪个医院？谁送他去的？</w:t>
-      </w:r>
-    </w:p>
-    <w:p>
-      <w:pPr>
-        <w:pStyle w:val="a3"/>
-        <w:spacing w:line="520" w:lineRule="exact"/>
-        <w:rPr>
-          <w:rFonts w:hAnsi="宋体" w:cs="宋体"/>
-          <w:sz w:val="30"/>
-          <w:szCs w:val="30"/>
-          <w:u w:val="single"/>
-        </w:rPr>
-      </w:pPr>
-      <w:r>
-        <w:rPr>
-          <w:rFonts w:hAnsi="宋体" w:cs="宋体" w:hint="eastAsia"/>
-          <w:sz w:val="30"/>
-          <w:szCs w:val="30"/>
-          <w:u w:val="single"/>
-        </w:rPr>
-        <w:t>答：公司派人陪同</w:t>
-      </w:r>
-      <w:r>
-        <w:rPr>
-          <w:rFonts w:hAnsi="宋体" w:cs="宋体" w:hint="eastAsia"/>
-          <w:sz w:val="30"/>
-          <w:szCs w:val="30"/>
-          <w:u w:val="single"/>
-        </w:rPr>
-        <w:t>{受伤职工}</w:t>
-      </w:r>
-      <w:r>
-        <w:rPr>
-          <w:rFonts w:hAnsi="宋体" w:cs="宋体" w:hint="eastAsia"/>
-          <w:sz w:val="30"/>
-          <w:szCs w:val="30"/>
-          <w:u w:val="single"/>
-        </w:rPr>
-        <w:t>前往永嘉县人民医院救治。</w:t>
       </w:r>
     </w:p>
     <w:p>
@@ -1588,7 +2097,139 @@
           <w:szCs w:val="30"/>
           <w:u w:val="single"/>
         </w:rPr>
-        <w:t>{受伤职工}</w:t>
+        <w:t>{{</w:t>
+      </w:r>
+      <w:r>
+        <w:rPr>
+          <w:rFonts w:hAnsi="宋体" w:cs="宋体" w:hint="eastAsia"/>
+          <w:sz w:val="30"/>
+          <w:szCs w:val="30"/>
+          <w:u w:val="single"/>
+        </w:rPr>
+        <w:t>受伤职工</w:t>
+      </w:r>
+      <w:r>
+        <w:rPr>
+          <w:rFonts w:hAnsi="宋体" w:cs="宋体" w:hint="eastAsia"/>
+          <w:sz w:val="30"/>
+          <w:szCs w:val="30"/>
+          <w:u w:val="single"/>
+        </w:rPr>
+        <w:t>}}</w:t>
+      </w:r>
+      <w:r>
+        <w:rPr>
+          <w:rFonts w:hAnsi="宋体" w:cs="宋体" w:hint="eastAsia"/>
+          <w:sz w:val="30"/>
+          <w:szCs w:val="30"/>
+          <w:u w:val="single"/>
+        </w:rPr>
+        <w:t>受伤后去了哪个医院？谁送他去的？</w:t>
+      </w:r>
+    </w:p>
+    <w:p>
+      <w:pPr>
+        <w:pStyle w:val="a3"/>
+        <w:spacing w:line="520" w:lineRule="exact"/>
+        <w:rPr>
+          <w:rFonts w:hAnsi="宋体" w:cs="宋体"/>
+          <w:sz w:val="30"/>
+          <w:szCs w:val="30"/>
+          <w:u w:val="single"/>
+        </w:rPr>
+      </w:pPr>
+      <w:r>
+        <w:rPr>
+          <w:rFonts w:hAnsi="宋体" w:cs="宋体" w:hint="eastAsia"/>
+          <w:sz w:val="30"/>
+          <w:szCs w:val="30"/>
+          <w:u w:val="single"/>
+        </w:rPr>
+        <w:t>答：公司派人陪同</w:t>
+      </w:r>
+      <w:r>
+        <w:rPr>
+          <w:rFonts w:hAnsi="宋体" w:cs="宋体" w:hint="eastAsia"/>
+          <w:sz w:val="30"/>
+          <w:szCs w:val="30"/>
+          <w:u w:val="single"/>
+        </w:rPr>
+        <w:t>{{</w:t>
+      </w:r>
+      <w:r>
+        <w:rPr>
+          <w:rFonts w:hAnsi="宋体" w:cs="宋体" w:hint="eastAsia"/>
+          <w:sz w:val="30"/>
+          <w:szCs w:val="30"/>
+          <w:u w:val="single"/>
+        </w:rPr>
+        <w:t>受伤职工</w:t>
+      </w:r>
+      <w:r>
+        <w:rPr>
+          <w:rFonts w:hAnsi="宋体" w:cs="宋体" w:hint="eastAsia"/>
+          <w:sz w:val="30"/>
+          <w:szCs w:val="30"/>
+          <w:u w:val="single"/>
+        </w:rPr>
+        <w:t>}}</w:t>
+      </w:r>
+      <w:r>
+        <w:rPr>
+          <w:rFonts w:hAnsi="宋体" w:cs="宋体" w:hint="eastAsia"/>
+          <w:sz w:val="30"/>
+          <w:szCs w:val="30"/>
+          <w:u w:val="single"/>
+        </w:rPr>
+        <w:t>前往永嘉县人民医院救治。</w:t>
+      </w:r>
+    </w:p>
+    <w:p>
+      <w:pPr>
+        <w:pStyle w:val="a3"/>
+        <w:spacing w:line="520" w:lineRule="exact"/>
+        <w:rPr>
+          <w:rFonts w:hAnsi="宋体" w:cs="宋体"/>
+          <w:sz w:val="30"/>
+          <w:szCs w:val="30"/>
+          <w:u w:val="single"/>
+        </w:rPr>
+      </w:pPr>
+      <w:r>
+        <w:rPr>
+          <w:rFonts w:hAnsi="宋体" w:cs="宋体" w:hint="eastAsia"/>
+          <w:sz w:val="30"/>
+          <w:szCs w:val="30"/>
+          <w:u w:val="single"/>
+        </w:rPr>
+        <w:t>问：</w:t>
+      </w:r>
+      <w:r>
+        <w:rPr>
+          <w:rFonts w:hAnsi="宋体" w:cs="宋体" w:hint="eastAsia"/>
+          <w:sz w:val="30"/>
+          <w:szCs w:val="30"/>
+          <w:u w:val="single"/>
+        </w:rPr>
+        <w:t>{{</w:t>
+      </w:r>
+      <w:r>
+        <w:rPr>
+          <w:rFonts w:hAnsi="宋体" w:cs="宋体" w:hint="eastAsia"/>
+          <w:sz w:val="30"/>
+          <w:szCs w:val="30"/>
+          <w:u w:val="single"/>
+        </w:rPr>
+        <w:t>受伤职工</w:t>
+      </w:r>
+      <w:r>
+        <w:rPr>
+          <w:rFonts w:hAnsi="宋体" w:cs="宋体" w:hint="eastAsia"/>
+          <w:sz w:val="30"/>
+          <w:szCs w:val="30"/>
+          <w:u w:val="single"/>
+        </w:rPr>
+        <w:t>}}</w:t>
       </w:r>
       <w:r>
         <w:rPr>
